--- a/docs/user-guide/en/pages/12-actioncenter.docx
+++ b/docs/user-guide/en/pages/12-actioncenter.docx
@@ -1972,6 +1972,757 @@
           <w:szCs w:val="21"/>
         </w:rPr>
         <w:t xml:space="preserve">A store only ever has one Active plan at a time: a new signal firing while a plan is open is added to that same plan. Severity (Medium / High / Critical) is worked out from how many signals are on the plan. Each plan gets a Target Resolution Date when it opens - 90 days out, or 30 days if it is already Critical - and resolves automatically once its store shows no signals for 2 consecutive evaluated periods. See the Action Plan Guide, next, for the full explanation.</w:t>
+      </w:r>
+    </w:p>
+    <w:p>
+      <w:pPr>
+        <w:pStyle w:val="Heading2"/>
+        <w:pageBreakBefore/>
+      </w:pPr>
+      <w:r>
+        <w:t xml:space="preserve">Inside a store (Action Center Detail)</w:t>
+      </w:r>
+    </w:p>
+    <w:p>
+      <w:pPr>
+        <w:spacing w:after="90" w:line="290"/>
+      </w:pPr>
+      <w:r>
+        <w:rPr>
+          <w:rFonts w:ascii="Arial" w:cs="Arial" w:eastAsia="Arial" w:hAnsi="Arial"/>
+          <w:color w:val="27251F"/>
+          <w:sz w:val="21"/>
+          <w:szCs w:val="21"/>
+        </w:rPr>
+        <w:t xml:space="preserve">Click a store in the scorecard to open its own page. It is the single-store drill-down behind one row of the Action Center table: what specifically got flagged, the store's current metrics, its severity and Target Resolution Date, the recommended actions, and a place to track progress and leave notes until the plan is resolved. This page always shows one specific store. Use "Back" at the top to return.</w:t>
+      </w:r>
+    </w:p>
+    <w:p>
+      <w:pPr>
+        <w:keepNext/>
+        <w:spacing w:after="120" w:before="60"/>
+        <w:jc w:val="center"/>
+      </w:pPr>
+      <w:r>
+        <w:drawing>
+          <wp:inline distT="0" distB="0" distL="0" distR="0">
+            <wp:extent cx="5715000" cy="247650"/>
+            <wp:effectExtent t="0" r="0" b="0" l="0"/>
+            <wp:docPr id="1" name="" descr="" title=""/>
+            <wp:cNvGraphicFramePr>
+              <a:graphicFrameLocks xmlns:a="http://schemas.openxmlformats.org/drawingml/2006/main" noChangeAspect="1"/>
+            </wp:cNvGraphicFramePr>
+            <a:graphic xmlns:a="http://schemas.openxmlformats.org/drawingml/2006/main">
+              <a:graphicData uri="http://schemas.openxmlformats.org/drawingml/2006/picture">
+                <pic:pic xmlns:pic="http://schemas.openxmlformats.org/drawingml/2006/picture">
+                  <pic:nvPicPr>
+                    <pic:cNvPr id="0" name="" descr=""/>
+                    <pic:cNvPicPr>
+                      <a:picLocks noChangeAspect="1" noChangeArrowheads="1"/>
+                    </pic:cNvPicPr>
+                  </pic:nvPicPr>
+                  <pic:blipFill>
+                    <a:blip r:embed="rId20" cstate="none"/>
+                    <a:srcRect/>
+                    <a:stretch>
+                      <a:fillRect/>
+                    </a:stretch>
+                  </pic:blipFill>
+                  <pic:spPr bwMode="auto">
+                    <a:xfrm>
+                      <a:off x="0" y="0"/>
+                      <a:ext cx="5715000" cy="247650"/>
+                    </a:xfrm>
+                    <a:prstGeom prst="rect">
+                      <a:avLst/>
+                    </a:prstGeom>
+                  </pic:spPr>
+                </pic:pic>
+              </a:graphicData>
+            </a:graphic>
+          </wp:inline>
+        </w:drawing>
+      </w:r>
+    </w:p>
+    <w:p>
+      <w:pPr>
+        <w:spacing w:after="90" w:line="290"/>
+      </w:pPr>
+      <w:r>
+        <w:rPr>
+          <w:rFonts w:ascii="Arial" w:cs="Arial" w:eastAsia="Arial" w:hAnsi="Arial"/>
+          <w:color w:val="27251F"/>
+          <w:sz w:val="21"/>
+          <w:szCs w:val="21"/>
+        </w:rPr>
+        <w:t xml:space="preserve">The header shows the store with its plan status (for example Active plan), its severity (for example Critical) and, where it applies, a label such as Chronic.</w:t>
+      </w:r>
+    </w:p>
+    <w:p>
+      <w:pPr>
+        <w:pStyle w:val="Heading2"/>
+      </w:pPr>
+      <w:r>
+        <w:t xml:space="preserve">Store Health Index</w:t>
+      </w:r>
+    </w:p>
+    <w:p>
+      <w:pPr>
+        <w:keepNext/>
+        <w:spacing w:after="120" w:before="60"/>
+        <w:jc w:val="center"/>
+      </w:pPr>
+      <w:r>
+        <w:drawing>
+          <wp:inline distT="0" distB="0" distL="0" distR="0">
+            <wp:extent cx="5715000" cy="2809875"/>
+            <wp:effectExtent t="0" r="0" b="0" l="0"/>
+            <wp:docPr id="1" name="" descr="" title=""/>
+            <wp:cNvGraphicFramePr>
+              <a:graphicFrameLocks xmlns:a="http://schemas.openxmlformats.org/drawingml/2006/main" noChangeAspect="1"/>
+            </wp:cNvGraphicFramePr>
+            <a:graphic xmlns:a="http://schemas.openxmlformats.org/drawingml/2006/main">
+              <a:graphicData uri="http://schemas.openxmlformats.org/drawingml/2006/picture">
+                <pic:pic xmlns:pic="http://schemas.openxmlformats.org/drawingml/2006/picture">
+                  <pic:nvPicPr>
+                    <pic:cNvPr id="0" name="" descr=""/>
+                    <pic:cNvPicPr>
+                      <a:picLocks noChangeAspect="1" noChangeArrowheads="1"/>
+                    </pic:cNvPicPr>
+                  </pic:nvPicPr>
+                  <pic:blipFill>
+                    <a:blip r:embed="rId21" cstate="none"/>
+                    <a:srcRect/>
+                    <a:stretch>
+                      <a:fillRect/>
+                    </a:stretch>
+                  </pic:blipFill>
+                  <pic:spPr bwMode="auto">
+                    <a:xfrm>
+                      <a:off x="0" y="0"/>
+                      <a:ext cx="5715000" cy="2809875"/>
+                    </a:xfrm>
+                    <a:prstGeom prst="rect">
+                      <a:avLst/>
+                    </a:prstGeom>
+                  </pic:spPr>
+                </pic:pic>
+              </a:graphicData>
+            </a:graphic>
+          </wp:inline>
+        </w:drawing>
+      </w:r>
+    </w:p>
+    <w:p>
+      <w:pPr>
+        <w:spacing w:after="90" w:line="290"/>
+      </w:pPr>
+      <w:r>
+        <w:rPr>
+          <w:rFonts w:ascii="Arial" w:cs="Arial" w:eastAsia="Arial" w:hAnsi="Arial"/>
+          <w:color w:val="27251F"/>
+          <w:sz w:val="21"/>
+          <w:szCs w:val="21"/>
+        </w:rPr>
+        <w:t xml:space="preserve">The store's health score (0-100, 100 = healthy) with its tier, and the six pillars behind it: Overall Turnover, Early Attrition (90-Day), 6-Month Retention, Engagement, Leadership Stability and Workforce Outlook. Each pillar shows the evidence behind it, for example this store's turnover against the company average. The Engagement pillar lists the specific exit-interview drivers that scored worst.</w:t>
+      </w:r>
+    </w:p>
+    <w:p>
+      <w:pPr>
+        <w:pStyle w:val="Heading2"/>
+      </w:pPr>
+      <w:r>
+        <w:t xml:space="preserve">Weighted Action Plan</w:t>
+      </w:r>
+    </w:p>
+    <w:p>
+      <w:pPr>
+        <w:keepNext/>
+        <w:spacing w:after="120" w:before="60"/>
+        <w:jc w:val="center"/>
+      </w:pPr>
+      <w:r>
+        <w:drawing>
+          <wp:inline distT="0" distB="0" distL="0" distR="0">
+            <wp:extent cx="5715000" cy="2266950"/>
+            <wp:effectExtent t="0" r="0" b="0" l="0"/>
+            <wp:docPr id="1" name="" descr="" title=""/>
+            <wp:cNvGraphicFramePr>
+              <a:graphicFrameLocks xmlns:a="http://schemas.openxmlformats.org/drawingml/2006/main" noChangeAspect="1"/>
+            </wp:cNvGraphicFramePr>
+            <a:graphic xmlns:a="http://schemas.openxmlformats.org/drawingml/2006/main">
+              <a:graphicData uri="http://schemas.openxmlformats.org/drawingml/2006/picture">
+                <pic:pic xmlns:pic="http://schemas.openxmlformats.org/drawingml/2006/picture">
+                  <pic:nvPicPr>
+                    <pic:cNvPr id="0" name="" descr=""/>
+                    <pic:cNvPicPr>
+                      <a:picLocks noChangeAspect="1" noChangeArrowheads="1"/>
+                    </pic:cNvPicPr>
+                  </pic:nvPicPr>
+                  <pic:blipFill>
+                    <a:blip r:embed="rId22" cstate="none"/>
+                    <a:srcRect/>
+                    <a:stretch>
+                      <a:fillRect/>
+                    </a:stretch>
+                  </pic:blipFill>
+                  <pic:spPr bwMode="auto">
+                    <a:xfrm>
+                      <a:off x="0" y="0"/>
+                      <a:ext cx="5715000" cy="2266950"/>
+                    </a:xfrm>
+                    <a:prstGeom prst="rect">
+                      <a:avLst/>
+                    </a:prstGeom>
+                  </pic:spPr>
+                </pic:pic>
+              </a:graphicData>
+            </a:graphic>
+          </wp:inline>
+        </w:drawing>
+      </w:r>
+    </w:p>
+    <w:p>
+      <w:pPr>
+        <w:spacing w:after="90" w:line="290"/>
+      </w:pPr>
+      <w:r>
+        <w:rPr>
+          <w:rFonts w:ascii="Arial" w:cs="Arial" w:eastAsia="Arial" w:hAnsi="Arial"/>
+          <w:color w:val="27251F"/>
+          <w:sz w:val="21"/>
+          <w:szCs w:val="21"/>
+        </w:rPr>
+        <w:t xml:space="preserve">Concrete actions ordered by impact weight, each tied to the pillar and the evidence that triggered it. Where the store has an open plan, matching actions can be checked off and stay in sync with its recommendations.</w:t>
+      </w:r>
+    </w:p>
+    <w:p>
+      <w:pPr>
+        <w:spacing w:after="90" w:line="290"/>
+      </w:pPr>
+      <w:r>
+        <w:rPr>
+          <w:rFonts w:ascii="Arial" w:cs="Arial" w:eastAsia="Arial" w:hAnsi="Arial"/>
+          <w:b/>
+          <w:bCs/>
+          <w:color w:val="27251F"/>
+          <w:sz w:val="21"/>
+          <w:szCs w:val="21"/>
+        </w:rPr>
+        <w:t xml:space="preserve">Then decide: </w:t>
+      </w:r>
+      <w:r>
+        <w:rPr>
+          <w:rFonts w:ascii="Arial" w:cs="Arial" w:eastAsia="Arial" w:hAnsi="Arial"/>
+          <w:color w:val="27251F"/>
+          <w:sz w:val="21"/>
+          <w:szCs w:val="21"/>
+        </w:rPr>
+        <w:t xml:space="preserve">start from the top of the list - those actions have the biggest impact on the store's health.</w:t>
+      </w:r>
+    </w:p>
+    <w:p>
+      <w:pPr>
+        <w:pStyle w:val="Heading2"/>
+      </w:pPr>
+      <w:r>
+        <w:t xml:space="preserve">Where the store stands</w:t>
+      </w:r>
+    </w:p>
+    <w:p>
+      <w:pPr>
+        <w:keepNext/>
+        <w:spacing w:after="120" w:before="60"/>
+        <w:jc w:val="center"/>
+      </w:pPr>
+      <w:r>
+        <w:drawing>
+          <wp:inline distT="0" distB="0" distL="0" distR="0">
+            <wp:extent cx="5715000" cy="581025"/>
+            <wp:effectExtent t="0" r="0" b="0" l="0"/>
+            <wp:docPr id="1" name="" descr="" title=""/>
+            <wp:cNvGraphicFramePr>
+              <a:graphicFrameLocks xmlns:a="http://schemas.openxmlformats.org/drawingml/2006/main" noChangeAspect="1"/>
+            </wp:cNvGraphicFramePr>
+            <a:graphic xmlns:a="http://schemas.openxmlformats.org/drawingml/2006/main">
+              <a:graphicData uri="http://schemas.openxmlformats.org/drawingml/2006/picture">
+                <pic:pic xmlns:pic="http://schemas.openxmlformats.org/drawingml/2006/picture">
+                  <pic:nvPicPr>
+                    <pic:cNvPr id="0" name="" descr=""/>
+                    <pic:cNvPicPr>
+                      <a:picLocks noChangeAspect="1" noChangeArrowheads="1"/>
+                    </pic:cNvPicPr>
+                  </pic:nvPicPr>
+                  <pic:blipFill>
+                    <a:blip r:embed="rId23" cstate="none"/>
+                    <a:srcRect/>
+                    <a:stretch>
+                      <a:fillRect/>
+                    </a:stretch>
+                  </pic:blipFill>
+                  <pic:spPr bwMode="auto">
+                    <a:xfrm>
+                      <a:off x="0" y="0"/>
+                      <a:ext cx="5715000" cy="581025"/>
+                    </a:xfrm>
+                    <a:prstGeom prst="rect">
+                      <a:avLst/>
+                    </a:prstGeom>
+                  </pic:spPr>
+                </pic:pic>
+              </a:graphicData>
+            </a:graphic>
+          </wp:inline>
+        </w:drawing>
+      </w:r>
+    </w:p>
+    <w:p>
+      <w:pPr>
+        <w:spacing w:after="90" w:line="290"/>
+      </w:pPr>
+      <w:r>
+        <w:rPr>
+          <w:rFonts w:ascii="Arial" w:cs="Arial" w:eastAsia="Arial" w:hAnsi="Arial"/>
+          <w:color w:val="27251F"/>
+          <w:sz w:val="21"/>
+          <w:szCs w:val="21"/>
+        </w:rPr>
+        <w:t xml:space="preserve">The store's Turnover Rate, Early Leaver (90-Day) Rate and Retention Rate at detection, each with the change versus the prior period.</w:t>
+      </w:r>
+    </w:p>
+    <w:p>
+      <w:pPr>
+        <w:keepNext/>
+        <w:spacing w:after="120" w:before="60"/>
+        <w:jc w:val="center"/>
+      </w:pPr>
+      <w:r>
+        <w:drawing>
+          <wp:inline distT="0" distB="0" distL="0" distR="0">
+            <wp:extent cx="5715000" cy="1362075"/>
+            <wp:effectExtent t="0" r="0" b="0" l="0"/>
+            <wp:docPr id="1" name="" descr="" title=""/>
+            <wp:cNvGraphicFramePr>
+              <a:graphicFrameLocks xmlns:a="http://schemas.openxmlformats.org/drawingml/2006/main" noChangeAspect="1"/>
+            </wp:cNvGraphicFramePr>
+            <a:graphic xmlns:a="http://schemas.openxmlformats.org/drawingml/2006/main">
+              <a:graphicData uri="http://schemas.openxmlformats.org/drawingml/2006/picture">
+                <pic:pic xmlns:pic="http://schemas.openxmlformats.org/drawingml/2006/picture">
+                  <pic:nvPicPr>
+                    <pic:cNvPr id="0" name="" descr=""/>
+                    <pic:cNvPicPr>
+                      <a:picLocks noChangeAspect="1" noChangeArrowheads="1"/>
+                    </pic:cNvPicPr>
+                  </pic:nvPicPr>
+                  <pic:blipFill>
+                    <a:blip r:embed="rId24" cstate="none"/>
+                    <a:srcRect/>
+                    <a:stretch>
+                      <a:fillRect/>
+                    </a:stretch>
+                  </pic:blipFill>
+                  <pic:spPr bwMode="auto">
+                    <a:xfrm>
+                      <a:off x="0" y="0"/>
+                      <a:ext cx="5715000" cy="1362075"/>
+                    </a:xfrm>
+                    <a:prstGeom prst="rect">
+                      <a:avLst/>
+                    </a:prstGeom>
+                  </pic:spPr>
+                </pic:pic>
+              </a:graphicData>
+            </a:graphic>
+          </wp:inline>
+        </w:drawing>
+      </w:r>
+    </w:p>
+    <w:p>
+      <w:pPr>
+        <w:spacing w:after="90" w:line="290"/>
+      </w:pPr>
+      <w:r>
+        <w:rPr>
+          <w:rFonts w:ascii="Arial" w:cs="Arial" w:eastAsia="Arial" w:hAnsi="Arial"/>
+          <w:color w:val="27251F"/>
+          <w:sz w:val="21"/>
+          <w:szCs w:val="21"/>
+        </w:rPr>
+        <w:t xml:space="preserve">How the flagged metric(s) have trended since the plan was opened, so you can see whether the situation is improving.</w:t>
+      </w:r>
+    </w:p>
+    <w:p>
+      <w:pPr>
+        <w:keepNext/>
+        <w:spacing w:after="120" w:before="60"/>
+        <w:jc w:val="center"/>
+      </w:pPr>
+      <w:r>
+        <w:drawing>
+          <wp:inline distT="0" distB="0" distL="0" distR="0">
+            <wp:extent cx="5715000" cy="2009775"/>
+            <wp:effectExtent t="0" r="0" b="0" l="0"/>
+            <wp:docPr id="1" name="" descr="" title=""/>
+            <wp:cNvGraphicFramePr>
+              <a:graphicFrameLocks xmlns:a="http://schemas.openxmlformats.org/drawingml/2006/main" noChangeAspect="1"/>
+            </wp:cNvGraphicFramePr>
+            <a:graphic xmlns:a="http://schemas.openxmlformats.org/drawingml/2006/main">
+              <a:graphicData uri="http://schemas.openxmlformats.org/drawingml/2006/picture">
+                <pic:pic xmlns:pic="http://schemas.openxmlformats.org/drawingml/2006/picture">
+                  <pic:nvPicPr>
+                    <pic:cNvPr id="0" name="" descr=""/>
+                    <pic:cNvPicPr>
+                      <a:picLocks noChangeAspect="1" noChangeArrowheads="1"/>
+                    </pic:cNvPicPr>
+                  </pic:nvPicPr>
+                  <pic:blipFill>
+                    <a:blip r:embed="rId25" cstate="none"/>
+                    <a:srcRect/>
+                    <a:stretch>
+                      <a:fillRect/>
+                    </a:stretch>
+                  </pic:blipFill>
+                  <pic:spPr bwMode="auto">
+                    <a:xfrm>
+                      <a:off x="0" y="0"/>
+                      <a:ext cx="5715000" cy="2009775"/>
+                    </a:xfrm>
+                    <a:prstGeom prst="rect">
+                      <a:avLst/>
+                    </a:prstGeom>
+                  </pic:spPr>
+                </pic:pic>
+              </a:graphicData>
+            </a:graphic>
+          </wp:inline>
+        </w:drawing>
+      </w:r>
+    </w:p>
+    <w:p>
+      <w:pPr>
+        <w:spacing w:after="90" w:line="290"/>
+      </w:pPr>
+      <w:r>
+        <w:rPr>
+          <w:rFonts w:ascii="Arial" w:cs="Arial" w:eastAsia="Arial" w:hAnsi="Arial"/>
+          <w:color w:val="27251F"/>
+          <w:sz w:val="21"/>
+          <w:szCs w:val="21"/>
+        </w:rPr>
+        <w:t xml:space="preserve">Overall Turnover % and 90-Day Turnover % for every month the store has data, each with the change versus the previous month in percentage points.</w:t>
+      </w:r>
+    </w:p>
+    <w:p>
+      <w:pPr>
+        <w:keepNext/>
+        <w:spacing w:after="120" w:before="60"/>
+        <w:jc w:val="center"/>
+      </w:pPr>
+      <w:r>
+        <w:drawing>
+          <wp:inline distT="0" distB="0" distL="0" distR="0">
+            <wp:extent cx="5715000" cy="1019175"/>
+            <wp:effectExtent t="0" r="0" b="0" l="0"/>
+            <wp:docPr id="1" name="" descr="" title=""/>
+            <wp:cNvGraphicFramePr>
+              <a:graphicFrameLocks xmlns:a="http://schemas.openxmlformats.org/drawingml/2006/main" noChangeAspect="1"/>
+            </wp:cNvGraphicFramePr>
+            <a:graphic xmlns:a="http://schemas.openxmlformats.org/drawingml/2006/main">
+              <a:graphicData uri="http://schemas.openxmlformats.org/drawingml/2006/picture">
+                <pic:pic xmlns:pic="http://schemas.openxmlformats.org/drawingml/2006/picture">
+                  <pic:nvPicPr>
+                    <pic:cNvPr id="0" name="" descr=""/>
+                    <pic:cNvPicPr>
+                      <a:picLocks noChangeAspect="1" noChangeArrowheads="1"/>
+                    </pic:cNvPicPr>
+                  </pic:nvPicPr>
+                  <pic:blipFill>
+                    <a:blip r:embed="rId26" cstate="none"/>
+                    <a:srcRect/>
+                    <a:stretch>
+                      <a:fillRect/>
+                    </a:stretch>
+                  </pic:blipFill>
+                  <pic:spPr bwMode="auto">
+                    <a:xfrm>
+                      <a:off x="0" y="0"/>
+                      <a:ext cx="5715000" cy="1019175"/>
+                    </a:xfrm>
+                    <a:prstGeom prst="rect">
+                      <a:avLst/>
+                    </a:prstGeom>
+                  </pic:spPr>
+                </pic:pic>
+              </a:graphicData>
+            </a:graphic>
+          </wp:inline>
+        </w:drawing>
+      </w:r>
+    </w:p>
+    <w:p>
+      <w:pPr>
+        <w:spacing w:after="90" w:line="290"/>
+      </w:pPr>
+      <w:r>
+        <w:rPr>
+          <w:rFonts w:ascii="Arial" w:cs="Arial" w:eastAsia="Arial" w:hAnsi="Arial"/>
+          <w:color w:val="27251F"/>
+          <w:sz w:val="21"/>
+          <w:szCs w:val="21"/>
+        </w:rPr>
+        <w:t xml:space="preserve">Every recorded monthly snapshot as a table: Turnover %, Early-Leaver %, Retention %, signal count and the change in Turnover % versus the previous month.</w:t>
+      </w:r>
+    </w:p>
+    <w:p>
+      <w:pPr>
+        <w:pStyle w:val="Heading2"/>
+      </w:pPr>
+      <w:r>
+        <w:t xml:space="preserve">Ownership and follow-up</w:t>
+      </w:r>
+    </w:p>
+    <w:p>
+      <w:pPr>
+        <w:keepNext/>
+        <w:spacing w:after="120" w:before="60"/>
+        <w:jc w:val="center"/>
+      </w:pPr>
+      <w:r>
+        <w:drawing>
+          <wp:inline distT="0" distB="0" distL="0" distR="0">
+            <wp:extent cx="5715000" cy="904875"/>
+            <wp:effectExtent t="0" r="0" b="0" l="0"/>
+            <wp:docPr id="1" name="" descr="" title=""/>
+            <wp:cNvGraphicFramePr>
+              <a:graphicFrameLocks xmlns:a="http://schemas.openxmlformats.org/drawingml/2006/main" noChangeAspect="1"/>
+            </wp:cNvGraphicFramePr>
+            <a:graphic xmlns:a="http://schemas.openxmlformats.org/drawingml/2006/main">
+              <a:graphicData uri="http://schemas.openxmlformats.org/drawingml/2006/picture">
+                <pic:pic xmlns:pic="http://schemas.openxmlformats.org/drawingml/2006/picture">
+                  <pic:nvPicPr>
+                    <pic:cNvPr id="0" name="" descr=""/>
+                    <pic:cNvPicPr>
+                      <a:picLocks noChangeAspect="1" noChangeArrowheads="1"/>
+                    </pic:cNvPicPr>
+                  </pic:nvPicPr>
+                  <pic:blipFill>
+                    <a:blip r:embed="rId27" cstate="none"/>
+                    <a:srcRect/>
+                    <a:stretch>
+                      <a:fillRect/>
+                    </a:stretch>
+                  </pic:blipFill>
+                  <pic:spPr bwMode="auto">
+                    <a:xfrm>
+                      <a:off x="0" y="0"/>
+                      <a:ext cx="5715000" cy="904875"/>
+                    </a:xfrm>
+                    <a:prstGeom prst="rect">
+                      <a:avLst/>
+                    </a:prstGeom>
+                  </pic:spPr>
+                </pic:pic>
+              </a:graphicData>
+            </a:graphic>
+          </wp:inline>
+        </w:drawing>
+      </w:r>
+    </w:p>
+    <w:p>
+      <w:pPr>
+        <w:spacing w:after="90" w:line="290"/>
+      </w:pPr>
+      <w:r>
+        <w:rPr>
+          <w:rFonts w:ascii="Arial" w:cs="Arial" w:eastAsia="Arial" w:hAnsi="Arial"/>
+          <w:color w:val="27251F"/>
+          <w:sz w:val="21"/>
+          <w:szCs w:val="21"/>
+        </w:rPr>
+        <w:t xml:space="preserve">The responsible person, when the plan was created and its reporting quarter, the healthy streak (months without signals), whether it is chronic, and the plain-language explanation of exactly what was detected and why the store was flagged. Admins can assign the plan to a name and set the target resolution date; everyone else sees the same assignment read-only.</w:t>
+      </w:r>
+    </w:p>
+    <w:p>
+      <w:pPr>
+        <w:keepNext/>
+        <w:spacing w:after="120" w:before="60"/>
+        <w:jc w:val="center"/>
+      </w:pPr>
+      <w:r>
+        <w:drawing>
+          <wp:inline distT="0" distB="0" distL="0" distR="0">
+            <wp:extent cx="5715000" cy="2590800"/>
+            <wp:effectExtent t="0" r="0" b="0" l="0"/>
+            <wp:docPr id="1" name="" descr="" title=""/>
+            <wp:cNvGraphicFramePr>
+              <a:graphicFrameLocks xmlns:a="http://schemas.openxmlformats.org/drawingml/2006/main" noChangeAspect="1"/>
+            </wp:cNvGraphicFramePr>
+            <a:graphic xmlns:a="http://schemas.openxmlformats.org/drawingml/2006/main">
+              <a:graphicData uri="http://schemas.openxmlformats.org/drawingml/2006/picture">
+                <pic:pic xmlns:pic="http://schemas.openxmlformats.org/drawingml/2006/picture">
+                  <pic:nvPicPr>
+                    <pic:cNvPr id="0" name="" descr=""/>
+                    <pic:cNvPicPr>
+                      <a:picLocks noChangeAspect="1" noChangeArrowheads="1"/>
+                    </pic:cNvPicPr>
+                  </pic:nvPicPr>
+                  <pic:blipFill>
+                    <a:blip r:embed="rId28" cstate="none"/>
+                    <a:srcRect/>
+                    <a:stretch>
+                      <a:fillRect/>
+                    </a:stretch>
+                  </pic:blipFill>
+                  <pic:spPr bwMode="auto">
+                    <a:xfrm>
+                      <a:off x="0" y="0"/>
+                      <a:ext cx="5715000" cy="2590800"/>
+                    </a:xfrm>
+                    <a:prstGeom prst="rect">
+                      <a:avLst/>
+                    </a:prstGeom>
+                  </pic:spPr>
+                </pic:pic>
+              </a:graphicData>
+            </a:graphic>
+          </wp:inline>
+        </w:drawing>
+      </w:r>
+    </w:p>
+    <w:p>
+      <w:pPr>
+        <w:spacing w:after="90" w:line="290"/>
+      </w:pPr>
+      <w:r>
+        <w:rPr>
+          <w:rFonts w:ascii="Arial" w:cs="Arial" w:eastAsia="Arial" w:hAnsi="Arial"/>
+          <w:color w:val="27251F"/>
+          <w:sz w:val="21"/>
+          <w:szCs w:val="21"/>
+        </w:rPr>
+        <w:t xml:space="preserve">Suggested actions for this store's specific issues, grouped by theme (for example Retention or Culture). They can be checked off as they are completed, and the progress is shown at the top.</w:t>
+      </w:r>
+    </w:p>
+    <w:p>
+      <w:pPr>
+        <w:keepNext/>
+        <w:spacing w:after="120" w:before="60"/>
+        <w:jc w:val="center"/>
+      </w:pPr>
+      <w:r>
+        <w:drawing>
+          <wp:inline distT="0" distB="0" distL="0" distR="0">
+            <wp:extent cx="5715000" cy="2085975"/>
+            <wp:effectExtent t="0" r="0" b="0" l="0"/>
+            <wp:docPr id="1" name="" descr="" title=""/>
+            <wp:cNvGraphicFramePr>
+              <a:graphicFrameLocks xmlns:a="http://schemas.openxmlformats.org/drawingml/2006/main" noChangeAspect="1"/>
+            </wp:cNvGraphicFramePr>
+            <a:graphic xmlns:a="http://schemas.openxmlformats.org/drawingml/2006/main">
+              <a:graphicData uri="http://schemas.openxmlformats.org/drawingml/2006/picture">
+                <pic:pic xmlns:pic="http://schemas.openxmlformats.org/drawingml/2006/picture">
+                  <pic:nvPicPr>
+                    <pic:cNvPr id="0" name="" descr=""/>
+                    <pic:cNvPicPr>
+                      <a:picLocks noChangeAspect="1" noChangeArrowheads="1"/>
+                    </pic:cNvPicPr>
+                  </pic:nvPicPr>
+                  <pic:blipFill>
+                    <a:blip r:embed="rId29" cstate="none"/>
+                    <a:srcRect/>
+                    <a:stretch>
+                      <a:fillRect/>
+                    </a:stretch>
+                  </pic:blipFill>
+                  <pic:spPr bwMode="auto">
+                    <a:xfrm>
+                      <a:off x="0" y="0"/>
+                      <a:ext cx="5715000" cy="2085975"/>
+                    </a:xfrm>
+                    <a:prstGeom prst="rect">
+                      <a:avLst/>
+                    </a:prstGeom>
+                  </pic:spPr>
+                </pic:pic>
+              </a:graphicData>
+            </a:graphic>
+          </wp:inline>
+        </w:drawing>
+      </w:r>
+    </w:p>
+    <w:p>
+      <w:pPr>
+        <w:spacing w:after="90" w:line="290"/>
+      </w:pPr>
+      <w:r>
+        <w:rPr>
+          <w:rFonts w:ascii="Arial" w:cs="Arial" w:eastAsia="Arial" w:hAnsi="Arial"/>
+          <w:color w:val="27251F"/>
+          <w:sz w:val="21"/>
+          <w:szCs w:val="21"/>
+        </w:rPr>
+        <w:t xml:space="preserve">Which detection signals fired in each period, so you can see whether the problem is persistent or recent.</w:t>
+      </w:r>
+    </w:p>
+    <w:p>
+      <w:pPr>
+        <w:keepNext/>
+        <w:spacing w:after="120" w:before="60"/>
+        <w:jc w:val="center"/>
+      </w:pPr>
+      <w:r>
+        <w:drawing>
+          <wp:inline distT="0" distB="0" distL="0" distR="0">
+            <wp:extent cx="5715000" cy="504825"/>
+            <wp:effectExtent t="0" r="0" b="0" l="0"/>
+            <wp:docPr id="1" name="" descr="" title=""/>
+            <wp:cNvGraphicFramePr>
+              <a:graphicFrameLocks xmlns:a="http://schemas.openxmlformats.org/drawingml/2006/main" noChangeAspect="1"/>
+            </wp:cNvGraphicFramePr>
+            <a:graphic xmlns:a="http://schemas.openxmlformats.org/drawingml/2006/main">
+              <a:graphicData uri="http://schemas.openxmlformats.org/drawingml/2006/picture">
+                <pic:pic xmlns:pic="http://schemas.openxmlformats.org/drawingml/2006/picture">
+                  <pic:nvPicPr>
+                    <pic:cNvPr id="0" name="" descr=""/>
+                    <pic:cNvPicPr>
+                      <a:picLocks noChangeAspect="1" noChangeArrowheads="1"/>
+                    </pic:cNvPicPr>
+                  </pic:nvPicPr>
+                  <pic:blipFill>
+                    <a:blip r:embed="rId30" cstate="none"/>
+                    <a:srcRect/>
+                    <a:stretch>
+                      <a:fillRect/>
+                    </a:stretch>
+                  </pic:blipFill>
+                  <pic:spPr bwMode="auto">
+                    <a:xfrm>
+                      <a:off x="0" y="0"/>
+                      <a:ext cx="5715000" cy="504825"/>
+                    </a:xfrm>
+                    <a:prstGeom prst="rect">
+                      <a:avLst/>
+                    </a:prstGeom>
+                  </pic:spPr>
+                </pic:pic>
+              </a:graphicData>
+            </a:graphic>
+          </wp:inline>
+        </w:drawing>
+      </w:r>
+    </w:p>
+    <w:p>
+      <w:pPr>
+        <w:spacing w:after="90" w:line="290"/>
+      </w:pPr>
+      <w:r>
+        <w:rPr>
+          <w:rFonts w:ascii="Arial" w:cs="Arial" w:eastAsia="Arial" w:hAnsi="Arial"/>
+          <w:color w:val="27251F"/>
+          <w:sz w:val="21"/>
+          <w:szCs w:val="21"/>
+        </w:rPr>
+        <w:t xml:space="preserve">A running log of follow-up notes on the plan: who wrote each one, when, and their role. Admins can also close a plan manually, with a required reason, once the underlying issue has been addressed.</w:t>
       </w:r>
     </w:p>
     <w:sectPr>

--- a/docs/user-guide/en/pages/12-actioncenter.docx
+++ b/docs/user-guide/en/pages/12-actioncenter.docx
@@ -58,7 +58,7 @@
     </w:p>
     <w:tbl>
       <w:tblPr>
-        <w:tblW w:type="dxa" w:w="9399"/>
+        <w:tblW w:type="dxa" w:w="10998"/>
         <w:jc w:val="center"/>
         <w:tblBorders>
           <w:top w:val="single" w:color="auto" w:sz="4"/>
@@ -70,9 +70,9 @@
         </w:tblBorders>
       </w:tblPr>
       <w:tblGrid>
-        <w:gridCol w:w="3133"/>
-        <w:gridCol w:w="3133"/>
-        <w:gridCol w:w="3133"/>
+        <w:gridCol w:w="3666"/>
+        <w:gridCol w:w="3666"/>
+        <w:gridCol w:w="3666"/>
       </w:tblGrid>
       <w:tr>
         <w:trPr>
@@ -80,7 +80,7 @@
         </w:trPr>
         <w:tc>
           <w:tcPr>
-            <w:tcW w:type="dxa" w:w="3133"/>
+            <w:tcW w:type="dxa" w:w="3666"/>
             <w:tcBorders>
               <w:top w:val="none" w:color="FFFFFF" w:sz="0"/>
               <w:left w:val="none" w:color="FFFFFF" w:sz="0"/>
@@ -101,7 +101,7 @@
             <w:r>
               <w:drawing>
                 <wp:inline distT="0" distB="0" distL="0" distR="0">
-                  <wp:extent cx="1809750" cy="1228725"/>
+                  <wp:extent cx="2171700" cy="1476375"/>
                   <wp:effectExtent t="0" r="0" b="0" l="0"/>
                   <wp:docPr id="1" name="" descr="" title=""/>
                   <wp:cNvGraphicFramePr>
@@ -126,7 +126,7 @@
                         <pic:spPr bwMode="auto">
                           <a:xfrm>
                             <a:off x="0" y="0"/>
-                            <a:ext cx="1809750" cy="1228725"/>
+                            <a:ext cx="2171700" cy="1476375"/>
                           </a:xfrm>
                           <a:prstGeom prst="rect">
                             <a:avLst/>
@@ -142,7 +142,7 @@
         </w:tc>
         <w:tc>
           <w:tcPr>
-            <w:tcW w:type="dxa" w:w="3133"/>
+            <w:tcW w:type="dxa" w:w="3666"/>
             <w:tcBorders>
               <w:top w:val="none" w:color="FFFFFF" w:sz="0"/>
               <w:left w:val="none" w:color="FFFFFF" w:sz="0"/>
@@ -163,7 +163,7 @@
             <w:r>
               <w:drawing>
                 <wp:inline distT="0" distB="0" distL="0" distR="0">
-                  <wp:extent cx="1809750" cy="1228725"/>
+                  <wp:extent cx="2171700" cy="1476375"/>
                   <wp:effectExtent t="0" r="0" b="0" l="0"/>
                   <wp:docPr id="1" name="" descr="" title=""/>
                   <wp:cNvGraphicFramePr>
@@ -188,7 +188,7 @@
                         <pic:spPr bwMode="auto">
                           <a:xfrm>
                             <a:off x="0" y="0"/>
-                            <a:ext cx="1809750" cy="1228725"/>
+                            <a:ext cx="2171700" cy="1476375"/>
                           </a:xfrm>
                           <a:prstGeom prst="rect">
                             <a:avLst/>
@@ -204,7 +204,7 @@
         </w:tc>
         <w:tc>
           <w:tcPr>
-            <w:tcW w:type="dxa" w:w="3133"/>
+            <w:tcW w:type="dxa" w:w="3666"/>
             <w:tcBorders>
               <w:top w:val="none" w:color="FFFFFF" w:sz="0"/>
               <w:left w:val="none" w:color="FFFFFF" w:sz="0"/>
@@ -225,7 +225,7 @@
             <w:r>
               <w:drawing>
                 <wp:inline distT="0" distB="0" distL="0" distR="0">
-                  <wp:extent cx="1809750" cy="1228725"/>
+                  <wp:extent cx="2171700" cy="1476375"/>
                   <wp:effectExtent t="0" r="0" b="0" l="0"/>
                   <wp:docPr id="1" name="" descr="" title=""/>
                   <wp:cNvGraphicFramePr>
@@ -250,7 +250,7 @@
                         <pic:spPr bwMode="auto">
                           <a:xfrm>
                             <a:off x="0" y="0"/>
-                            <a:ext cx="1809750" cy="1228725"/>
+                            <a:ext cx="2171700" cy="1476375"/>
                           </a:xfrm>
                           <a:prstGeom prst="rect">
                             <a:avLst/>
@@ -271,7 +271,7 @@
         </w:trPr>
         <w:tc>
           <w:tcPr>
-            <w:tcW w:type="dxa" w:w="3133"/>
+            <w:tcW w:type="dxa" w:w="3666"/>
             <w:tcBorders>
               <w:top w:val="none" w:color="FFFFFF" w:sz="0"/>
               <w:left w:val="none" w:color="FFFFFF" w:sz="0"/>
@@ -292,7 +292,7 @@
             <w:r>
               <w:drawing>
                 <wp:inline distT="0" distB="0" distL="0" distR="0">
-                  <wp:extent cx="1809750" cy="1228725"/>
+                  <wp:extent cx="2171700" cy="1476375"/>
                   <wp:effectExtent t="0" r="0" b="0" l="0"/>
                   <wp:docPr id="1" name="" descr="" title=""/>
                   <wp:cNvGraphicFramePr>
@@ -317,7 +317,7 @@
                         <pic:spPr bwMode="auto">
                           <a:xfrm>
                             <a:off x="0" y="0"/>
-                            <a:ext cx="1809750" cy="1228725"/>
+                            <a:ext cx="2171700" cy="1476375"/>
                           </a:xfrm>
                           <a:prstGeom prst="rect">
                             <a:avLst/>
@@ -333,7 +333,7 @@
         </w:tc>
         <w:tc>
           <w:tcPr>
-            <w:tcW w:type="dxa" w:w="3133"/>
+            <w:tcW w:type="dxa" w:w="3666"/>
             <w:tcBorders>
               <w:top w:val="none" w:color="FFFFFF" w:sz="0"/>
               <w:left w:val="none" w:color="FFFFFF" w:sz="0"/>
@@ -354,7 +354,7 @@
             <w:r>
               <w:drawing>
                 <wp:inline distT="0" distB="0" distL="0" distR="0">
-                  <wp:extent cx="1809750" cy="1228725"/>
+                  <wp:extent cx="2171700" cy="1476375"/>
                   <wp:effectExtent t="0" r="0" b="0" l="0"/>
                   <wp:docPr id="1" name="" descr="" title=""/>
                   <wp:cNvGraphicFramePr>
@@ -379,7 +379,7 @@
                         <pic:spPr bwMode="auto">
                           <a:xfrm>
                             <a:off x="0" y="0"/>
-                            <a:ext cx="1809750" cy="1228725"/>
+                            <a:ext cx="2171700" cy="1476375"/>
                           </a:xfrm>
                           <a:prstGeom prst="rect">
                             <a:avLst/>
@@ -395,7 +395,7 @@
         </w:tc>
         <w:tc>
           <w:tcPr>
-            <w:tcW w:type="dxa" w:w="3133"/>
+            <w:tcW w:type="dxa" w:w="3666"/>
             <w:tcBorders>
               <w:top w:val="none" w:color="FFFFFF" w:sz="0"/>
               <w:left w:val="none" w:color="FFFFFF" w:sz="0"/>
@@ -416,7 +416,7 @@
             <w:r>
               <w:drawing>
                 <wp:inline distT="0" distB="0" distL="0" distR="0">
-                  <wp:extent cx="1809750" cy="1228725"/>
+                  <wp:extent cx="2171700" cy="1476375"/>
                   <wp:effectExtent t="0" r="0" b="0" l="0"/>
                   <wp:docPr id="1" name="" descr="" title=""/>
                   <wp:cNvGraphicFramePr>
@@ -441,7 +441,7 @@
                         <pic:spPr bwMode="auto">
                           <a:xfrm>
                             <a:off x="0" y="0"/>
-                            <a:ext cx="1809750" cy="1228725"/>
+                            <a:ext cx="2171700" cy="1476375"/>
                           </a:xfrm>
                           <a:prstGeom prst="rect">
                             <a:avLst/>
@@ -1021,7 +1021,7 @@
       <w:r>
         <w:drawing>
           <wp:inline distT="0" distB="0" distL="0" distR="0">
-            <wp:extent cx="5715000" cy="790575"/>
+            <wp:extent cx="6953250" cy="962025"/>
             <wp:effectExtent t="0" r="0" b="0" l="0"/>
             <wp:docPr id="1" name="" descr="" title=""/>
             <wp:cNvGraphicFramePr>
@@ -1046,7 +1046,7 @@
                   <pic:spPr bwMode="auto">
                     <a:xfrm>
                       <a:off x="0" y="0"/>
-                      <a:ext cx="5715000" cy="790575"/>
+                      <a:ext cx="6953250" cy="962025"/>
                     </a:xfrm>
                     <a:prstGeom prst="rect">
                       <a:avLst/>
@@ -1061,7 +1061,7 @@
     </w:p>
     <w:p>
       <w:pPr>
-        <w:spacing w:after="90" w:line="290"/>
+        <w:spacing w:after="70" w:line="270"/>
       </w:pPr>
       <w:r>
         <w:rPr>
@@ -1081,56 +1081,185 @@
         <w:t xml:space="preserve">Step 3 - What is dragging health down?</w:t>
       </w:r>
     </w:p>
-    <w:p>
-      <w:pPr>
-        <w:keepNext/>
-        <w:spacing w:after="120" w:before="60"/>
+    <w:tbl>
+      <w:tblPr>
+        <w:tblW w:type="dxa" w:w="11000"/>
         <w:jc w:val="center"/>
-      </w:pPr>
-      <w:r>
-        <w:drawing>
-          <wp:inline distT="0" distB="0" distL="0" distR="0">
-            <wp:extent cx="5715000" cy="3257550"/>
-            <wp:effectExtent t="0" r="0" b="0" l="0"/>
-            <wp:docPr id="1" name="" descr="" title=""/>
-            <wp:cNvGraphicFramePr>
-              <a:graphicFrameLocks xmlns:a="http://schemas.openxmlformats.org/drawingml/2006/main" noChangeAspect="1"/>
-            </wp:cNvGraphicFramePr>
-            <a:graphic xmlns:a="http://schemas.openxmlformats.org/drawingml/2006/main">
-              <a:graphicData uri="http://schemas.openxmlformats.org/drawingml/2006/picture">
-                <pic:pic xmlns:pic="http://schemas.openxmlformats.org/drawingml/2006/picture">
-                  <pic:nvPicPr>
-                    <pic:cNvPr id="0" name="" descr=""/>
-                    <pic:cNvPicPr>
-                      <a:picLocks noChangeAspect="1" noChangeArrowheads="1"/>
-                    </pic:cNvPicPr>
-                  </pic:nvPicPr>
-                  <pic:blipFill>
-                    <a:blip r:embed="rId16" cstate="none"/>
-                    <a:srcRect/>
-                    <a:stretch>
-                      <a:fillRect/>
-                    </a:stretch>
-                  </pic:blipFill>
-                  <pic:spPr bwMode="auto">
-                    <a:xfrm>
-                      <a:off x="0" y="0"/>
-                      <a:ext cx="5715000" cy="3257550"/>
-                    </a:xfrm>
-                    <a:prstGeom prst="rect">
-                      <a:avLst/>
-                    </a:prstGeom>
-                  </pic:spPr>
-                </pic:pic>
-              </a:graphicData>
-            </a:graphic>
-          </wp:inline>
-        </w:drawing>
-      </w:r>
-    </w:p>
-    <w:p>
-      <w:pPr>
-        <w:spacing w:after="90" w:line="290"/>
+        <w:tblBorders>
+          <w:top w:val="single" w:color="auto" w:sz="4"/>
+          <w:left w:val="single" w:color="auto" w:sz="4"/>
+          <w:bottom w:val="single" w:color="auto" w:sz="4"/>
+          <w:right w:val="single" w:color="auto" w:sz="4"/>
+          <w:insideH w:val="single" w:color="auto" w:sz="4"/>
+          <w:insideV w:val="single" w:color="auto" w:sz="4"/>
+        </w:tblBorders>
+      </w:tblPr>
+      <w:tblGrid>
+        <w:gridCol w:w="5500"/>
+        <w:gridCol w:w="5500"/>
+      </w:tblGrid>
+      <w:tr>
+        <w:tc>
+          <w:tcPr>
+            <w:tcW w:type="dxa" w:w="5500"/>
+            <w:tcBorders>
+              <w:top w:val="none" w:color="FFFFFF" w:sz="0"/>
+              <w:left w:val="none" w:color="FFFFFF" w:sz="0"/>
+              <w:bottom w:val="none" w:color="FFFFFF" w:sz="0"/>
+              <w:right w:val="none" w:color="FFFFFF" w:sz="0"/>
+            </w:tcBorders>
+            <w:tcMar>
+              <w:top w:type="dxa" w:w="40"/>
+              <w:left w:type="dxa" w:w="70"/>
+              <w:bottom w:type="dxa" w:w="60"/>
+              <w:right w:type="dxa" w:w="70"/>
+            </w:tcMar>
+          </w:tcPr>
+          <w:p>
+            <w:pPr>
+              <w:keepNext/>
+              <w:spacing w:after="120" w:before="60"/>
+              <w:jc w:val="center"/>
+            </w:pPr>
+            <w:r>
+              <w:drawing>
+                <wp:inline distT="0" distB="0" distL="0" distR="0">
+                  <wp:extent cx="3286125" cy="1876425"/>
+                  <wp:effectExtent t="0" r="0" b="0" l="0"/>
+                  <wp:docPr id="1" name="" descr="" title=""/>
+                  <wp:cNvGraphicFramePr>
+                    <a:graphicFrameLocks xmlns:a="http://schemas.openxmlformats.org/drawingml/2006/main" noChangeAspect="1"/>
+                  </wp:cNvGraphicFramePr>
+                  <a:graphic xmlns:a="http://schemas.openxmlformats.org/drawingml/2006/main">
+                    <a:graphicData uri="http://schemas.openxmlformats.org/drawingml/2006/picture">
+                      <pic:pic xmlns:pic="http://schemas.openxmlformats.org/drawingml/2006/picture">
+                        <pic:nvPicPr>
+                          <pic:cNvPr id="0" name="" descr=""/>
+                          <pic:cNvPicPr>
+                            <a:picLocks noChangeAspect="1" noChangeArrowheads="1"/>
+                          </pic:cNvPicPr>
+                        </pic:nvPicPr>
+                        <pic:blipFill>
+                          <a:blip r:embed="rId16" cstate="none"/>
+                          <a:srcRect/>
+                          <a:stretch>
+                            <a:fillRect/>
+                          </a:stretch>
+                        </pic:blipFill>
+                        <pic:spPr bwMode="auto">
+                          <a:xfrm>
+                            <a:off x="0" y="0"/>
+                            <a:ext cx="3286125" cy="1876425"/>
+                          </a:xfrm>
+                          <a:prstGeom prst="rect">
+                            <a:avLst/>
+                          </a:prstGeom>
+                        </pic:spPr>
+                      </pic:pic>
+                    </a:graphicData>
+                  </a:graphic>
+                </wp:inline>
+              </w:drawing>
+            </w:r>
+          </w:p>
+          <w:p>
+            <w:pPr>
+              <w:spacing w:after="70" w:line="270"/>
+            </w:pPr>
+            <w:r>
+              <w:rPr>
+                <w:rFonts w:ascii="Arial" w:cs="Arial" w:eastAsia="Arial" w:hAnsi="Arial"/>
+                <w:color w:val="27251F"/>
+                <w:sz w:val="21"/>
+                <w:szCs w:val="21"/>
+              </w:rPr>
+              <w:t xml:space="preserve">Risk Drivers show the average weighted contribution of each pillar to company-wide risk, so you can see which dimension (turnover, engagement, leadership...) is pulling health down across the network. The Store Health Index is built from six weighted pillars: Overall Turnover (24%), Early Attrition (20%), Engagement (18%), 6-Month Retention (16%), Workforce Outlook (12%) and Leadership Stability (10%).</w:t>
+            </w:r>
+          </w:p>
+        </w:tc>
+        <w:tc>
+          <w:tcPr>
+            <w:tcW w:type="dxa" w:w="5500"/>
+            <w:tcBorders>
+              <w:top w:val="none" w:color="FFFFFF" w:sz="0"/>
+              <w:left w:val="none" w:color="FFFFFF" w:sz="0"/>
+              <w:bottom w:val="none" w:color="FFFFFF" w:sz="0"/>
+              <w:right w:val="none" w:color="FFFFFF" w:sz="0"/>
+            </w:tcBorders>
+            <w:tcMar>
+              <w:top w:type="dxa" w:w="40"/>
+              <w:left w:type="dxa" w:w="70"/>
+              <w:bottom w:type="dxa" w:w="60"/>
+              <w:right w:type="dxa" w:w="70"/>
+            </w:tcMar>
+          </w:tcPr>
+          <w:p>
+            <w:pPr>
+              <w:keepNext/>
+              <w:spacing w:after="120" w:before="60"/>
+              <w:jc w:val="center"/>
+            </w:pPr>
+            <w:r>
+              <w:drawing>
+                <wp:inline distT="0" distB="0" distL="0" distR="0">
+                  <wp:extent cx="3286125" cy="1876425"/>
+                  <wp:effectExtent t="0" r="0" b="0" l="0"/>
+                  <wp:docPr id="1" name="" descr="" title=""/>
+                  <wp:cNvGraphicFramePr>
+                    <a:graphicFrameLocks xmlns:a="http://schemas.openxmlformats.org/drawingml/2006/main" noChangeAspect="1"/>
+                  </wp:cNvGraphicFramePr>
+                  <a:graphic xmlns:a="http://schemas.openxmlformats.org/drawingml/2006/main">
+                    <a:graphicData uri="http://schemas.openxmlformats.org/drawingml/2006/picture">
+                      <pic:pic xmlns:pic="http://schemas.openxmlformats.org/drawingml/2006/picture">
+                        <pic:nvPicPr>
+                          <pic:cNvPr id="0" name="" descr=""/>
+                          <pic:cNvPicPr>
+                            <a:picLocks noChangeAspect="1" noChangeArrowheads="1"/>
+                          </pic:cNvPicPr>
+                        </pic:nvPicPr>
+                        <pic:blipFill>
+                          <a:blip r:embed="rId17" cstate="none"/>
+                          <a:srcRect/>
+                          <a:stretch>
+                            <a:fillRect/>
+                          </a:stretch>
+                        </pic:blipFill>
+                        <pic:spPr bwMode="auto">
+                          <a:xfrm>
+                            <a:off x="0" y="0"/>
+                            <a:ext cx="3286125" cy="1876425"/>
+                          </a:xfrm>
+                          <a:prstGeom prst="rect">
+                            <a:avLst/>
+                          </a:prstGeom>
+                        </pic:spPr>
+                      </pic:pic>
+                    </a:graphicData>
+                  </a:graphic>
+                </wp:inline>
+              </w:drawing>
+            </w:r>
+          </w:p>
+          <w:p>
+            <w:pPr>
+              <w:spacing w:after="70" w:line="270"/>
+            </w:pPr>
+            <w:r>
+              <w:rPr>
+                <w:rFonts w:ascii="Arial" w:cs="Arial" w:eastAsia="Arial" w:hAnsi="Arial"/>
+                <w:color w:val="27251F"/>
+                <w:sz w:val="21"/>
+                <w:szCs w:val="21"/>
+              </w:rPr>
+              <w:t xml:space="preserve">The Root-Cause Breakdown shows the company-wide negative-response rate for each exit-interview dimension (fairness, workload, communication, training...). It replaces a vague "culture" label with the specific driver that leaving employees actually flagged.</w:t>
+            </w:r>
+          </w:p>
+        </w:tc>
+      </w:tr>
+    </w:tbl>
+    <w:p>
+      <w:pPr>
+        <w:spacing w:after="30"/>
       </w:pPr>
       <w:r>
         <w:rPr>
@@ -1139,7 +1268,15 @@
           <w:sz w:val="21"/>
           <w:szCs w:val="21"/>
         </w:rPr>
-        <w:t xml:space="preserve">Risk Drivers show the average weighted contribution of each pillar to company-wide risk, so you can see which dimension (turnover, engagement, leadership...) is pulling health down across the network. The Store Health Index is built from six weighted pillars: Overall Turnover (24%), Early Attrition (20%), Engagement (18%), 6-Month Retention (16%), Workforce Outlook (12%) and Leadership Stability (10%).</w:t>
+        <w:t xml:space="preserve"/>
+      </w:r>
+    </w:p>
+    <w:p>
+      <w:pPr>
+        <w:pStyle w:val="Heading2"/>
+      </w:pPr>
+      <w:r>
+        <w:t xml:space="preserve">Step 4 - Which stores need action?</w:t>
       </w:r>
     </w:p>
     <w:p>
@@ -1151,76 +1288,7 @@
       <w:r>
         <w:drawing>
           <wp:inline distT="0" distB="0" distL="0" distR="0">
-            <wp:extent cx="5715000" cy="3257550"/>
-            <wp:effectExtent t="0" r="0" b="0" l="0"/>
-            <wp:docPr id="1" name="" descr="" title=""/>
-            <wp:cNvGraphicFramePr>
-              <a:graphicFrameLocks xmlns:a="http://schemas.openxmlformats.org/drawingml/2006/main" noChangeAspect="1"/>
-            </wp:cNvGraphicFramePr>
-            <a:graphic xmlns:a="http://schemas.openxmlformats.org/drawingml/2006/main">
-              <a:graphicData uri="http://schemas.openxmlformats.org/drawingml/2006/picture">
-                <pic:pic xmlns:pic="http://schemas.openxmlformats.org/drawingml/2006/picture">
-                  <pic:nvPicPr>
-                    <pic:cNvPr id="0" name="" descr=""/>
-                    <pic:cNvPicPr>
-                      <a:picLocks noChangeAspect="1" noChangeArrowheads="1"/>
-                    </pic:cNvPicPr>
-                  </pic:nvPicPr>
-                  <pic:blipFill>
-                    <a:blip r:embed="rId17" cstate="none"/>
-                    <a:srcRect/>
-                    <a:stretch>
-                      <a:fillRect/>
-                    </a:stretch>
-                  </pic:blipFill>
-                  <pic:spPr bwMode="auto">
-                    <a:xfrm>
-                      <a:off x="0" y="0"/>
-                      <a:ext cx="5715000" cy="3257550"/>
-                    </a:xfrm>
-                    <a:prstGeom prst="rect">
-                      <a:avLst/>
-                    </a:prstGeom>
-                  </pic:spPr>
-                </pic:pic>
-              </a:graphicData>
-            </a:graphic>
-          </wp:inline>
-        </w:drawing>
-      </w:r>
-    </w:p>
-    <w:p>
-      <w:pPr>
-        <w:spacing w:after="90" w:line="290"/>
-      </w:pPr>
-      <w:r>
-        <w:rPr>
-          <w:rFonts w:ascii="Arial" w:cs="Arial" w:eastAsia="Arial" w:hAnsi="Arial"/>
-          <w:color w:val="27251F"/>
-          <w:sz w:val="21"/>
-          <w:szCs w:val="21"/>
-        </w:rPr>
-        <w:t xml:space="preserve">The Root-Cause Breakdown shows the company-wide negative-response rate for each exit-interview dimension (fairness, workload, communication, training...). It replaces a vague "culture" label with the specific driver that leaving employees actually flagged.</w:t>
-      </w:r>
-    </w:p>
-    <w:p>
-      <w:pPr>
-        <w:pStyle w:val="Heading2"/>
-      </w:pPr>
-      <w:r>
-        <w:t xml:space="preserve">Step 4 - Which stores need action?</w:t>
-      </w:r>
-    </w:p>
-    <w:p>
-      <w:pPr>
-        <w:keepNext/>
-        <w:spacing w:after="120" w:before="60"/>
-        <w:jc w:val="center"/>
-      </w:pPr>
-      <w:r>
-        <w:drawing>
-          <wp:inline distT="0" distB="0" distL="0" distR="0">
-            <wp:extent cx="5715000" cy="2600325"/>
+            <wp:extent cx="6953250" cy="3162300"/>
             <wp:effectExtent t="0" r="0" b="0" l="0"/>
             <wp:docPr id="1" name="" descr="" title=""/>
             <wp:cNvGraphicFramePr>
@@ -1245,7 +1313,7 @@
                   <pic:spPr bwMode="auto">
                     <a:xfrm>
                       <a:off x="0" y="0"/>
-                      <a:ext cx="5715000" cy="2600325"/>
+                      <a:ext cx="6953250" cy="3162300"/>
                     </a:xfrm>
                     <a:prstGeom prst="rect">
                       <a:avLst/>
@@ -1260,7 +1328,7 @@
     </w:p>
     <w:p>
       <w:pPr>
-        <w:spacing w:after="90" w:line="290"/>
+        <w:spacing w:after="70" w:line="270"/>
       </w:pPr>
       <w:r>
         <w:rPr>
@@ -1339,7 +1407,7 @@
       <w:r>
         <w:drawing>
           <wp:inline distT="0" distB="0" distL="0" distR="0">
-            <wp:extent cx="5715000" cy="1609725"/>
+            <wp:extent cx="6953250" cy="1962150"/>
             <wp:effectExtent t="0" r="0" b="0" l="0"/>
             <wp:docPr id="1" name="" descr="" title=""/>
             <wp:cNvGraphicFramePr>
@@ -1364,7 +1432,7 @@
                   <pic:spPr bwMode="auto">
                     <a:xfrm>
                       <a:off x="0" y="0"/>
-                      <a:ext cx="5715000" cy="1609725"/>
+                      <a:ext cx="6953250" cy="1962150"/>
                     </a:xfrm>
                     <a:prstGeom prst="rect">
                       <a:avLst/>
@@ -1379,7 +1447,7 @@
     </w:p>
     <w:p>
       <w:pPr>
-        <w:spacing w:after="90" w:line="290"/>
+        <w:spacing w:after="70" w:line="270"/>
       </w:pPr>
       <w:r>
         <w:rPr>
@@ -2006,7 +2074,7 @@
       <w:r>
         <w:drawing>
           <wp:inline distT="0" distB="0" distL="0" distR="0">
-            <wp:extent cx="5715000" cy="247650"/>
+            <wp:extent cx="6953250" cy="304800"/>
             <wp:effectExtent t="0" r="0" b="0" l="0"/>
             <wp:docPr id="1" name="" descr="" title=""/>
             <wp:cNvGraphicFramePr>
@@ -2031,7 +2099,7 @@
                   <pic:spPr bwMode="auto">
                     <a:xfrm>
                       <a:off x="0" y="0"/>
-                      <a:ext cx="5715000" cy="247650"/>
+                      <a:ext cx="6953250" cy="304800"/>
                     </a:xfrm>
                     <a:prstGeom prst="rect">
                       <a:avLst/>
@@ -2046,7 +2114,7 @@
     </w:p>
     <w:p>
       <w:pPr>
-        <w:spacing w:after="90" w:line="290"/>
+        <w:spacing w:after="70" w:line="270"/>
       </w:pPr>
       <w:r>
         <w:rPr>
@@ -2075,7 +2143,7 @@
       <w:r>
         <w:drawing>
           <wp:inline distT="0" distB="0" distL="0" distR="0">
-            <wp:extent cx="5715000" cy="2809875"/>
+            <wp:extent cx="6953250" cy="3419475"/>
             <wp:effectExtent t="0" r="0" b="0" l="0"/>
             <wp:docPr id="1" name="" descr="" title=""/>
             <wp:cNvGraphicFramePr>
@@ -2100,7 +2168,7 @@
                   <pic:spPr bwMode="auto">
                     <a:xfrm>
                       <a:off x="0" y="0"/>
-                      <a:ext cx="5715000" cy="2809875"/>
+                      <a:ext cx="6953250" cy="3419475"/>
                     </a:xfrm>
                     <a:prstGeom prst="rect">
                       <a:avLst/>
@@ -2115,7 +2183,7 @@
     </w:p>
     <w:p>
       <w:pPr>
-        <w:spacing w:after="90" w:line="290"/>
+        <w:spacing w:after="70" w:line="270"/>
       </w:pPr>
       <w:r>
         <w:rPr>
@@ -2144,7 +2212,7 @@
       <w:r>
         <w:drawing>
           <wp:inline distT="0" distB="0" distL="0" distR="0">
-            <wp:extent cx="5715000" cy="2266950"/>
+            <wp:extent cx="6953250" cy="2762250"/>
             <wp:effectExtent t="0" r="0" b="0" l="0"/>
             <wp:docPr id="1" name="" descr="" title=""/>
             <wp:cNvGraphicFramePr>
@@ -2169,7 +2237,7 @@
                   <pic:spPr bwMode="auto">
                     <a:xfrm>
                       <a:off x="0" y="0"/>
-                      <a:ext cx="5715000" cy="2266950"/>
+                      <a:ext cx="6953250" cy="2762250"/>
                     </a:xfrm>
                     <a:prstGeom prst="rect">
                       <a:avLst/>
@@ -2184,7 +2252,7 @@
     </w:p>
     <w:p>
       <w:pPr>
-        <w:spacing w:after="90" w:line="290"/>
+        <w:spacing w:after="70" w:line="270"/>
       </w:pPr>
       <w:r>
         <w:rPr>
@@ -2238,7 +2306,7 @@
       <w:r>
         <w:drawing>
           <wp:inline distT="0" distB="0" distL="0" distR="0">
-            <wp:extent cx="5715000" cy="581025"/>
+            <wp:extent cx="6953250" cy="704850"/>
             <wp:effectExtent t="0" r="0" b="0" l="0"/>
             <wp:docPr id="1" name="" descr="" title=""/>
             <wp:cNvGraphicFramePr>
@@ -2263,7 +2331,7 @@
                   <pic:spPr bwMode="auto">
                     <a:xfrm>
                       <a:off x="0" y="0"/>
-                      <a:ext cx="5715000" cy="581025"/>
+                      <a:ext cx="6953250" cy="704850"/>
                     </a:xfrm>
                     <a:prstGeom prst="rect">
                       <a:avLst/>
@@ -2278,7 +2346,7 @@
     </w:p>
     <w:p>
       <w:pPr>
-        <w:spacing w:after="90" w:line="290"/>
+        <w:spacing w:after="70" w:line="270"/>
       </w:pPr>
       <w:r>
         <w:rPr>
@@ -2299,7 +2367,7 @@
       <w:r>
         <w:drawing>
           <wp:inline distT="0" distB="0" distL="0" distR="0">
-            <wp:extent cx="5715000" cy="1362075"/>
+            <wp:extent cx="6953250" cy="1657350"/>
             <wp:effectExtent t="0" r="0" b="0" l="0"/>
             <wp:docPr id="1" name="" descr="" title=""/>
             <wp:cNvGraphicFramePr>
@@ -2324,7 +2392,7 @@
                   <pic:spPr bwMode="auto">
                     <a:xfrm>
                       <a:off x="0" y="0"/>
-                      <a:ext cx="5715000" cy="1362075"/>
+                      <a:ext cx="6953250" cy="1657350"/>
                     </a:xfrm>
                     <a:prstGeom prst="rect">
                       <a:avLst/>
@@ -2339,7 +2407,7 @@
     </w:p>
     <w:p>
       <w:pPr>
-        <w:spacing w:after="90" w:line="290"/>
+        <w:spacing w:after="70" w:line="270"/>
       </w:pPr>
       <w:r>
         <w:rPr>
@@ -2360,7 +2428,7 @@
       <w:r>
         <w:drawing>
           <wp:inline distT="0" distB="0" distL="0" distR="0">
-            <wp:extent cx="5715000" cy="2009775"/>
+            <wp:extent cx="6953250" cy="2447925"/>
             <wp:effectExtent t="0" r="0" b="0" l="0"/>
             <wp:docPr id="1" name="" descr="" title=""/>
             <wp:cNvGraphicFramePr>
@@ -2385,7 +2453,7 @@
                   <pic:spPr bwMode="auto">
                     <a:xfrm>
                       <a:off x="0" y="0"/>
-                      <a:ext cx="5715000" cy="2009775"/>
+                      <a:ext cx="6953250" cy="2447925"/>
                     </a:xfrm>
                     <a:prstGeom prst="rect">
                       <a:avLst/>
@@ -2400,7 +2468,7 @@
     </w:p>
     <w:p>
       <w:pPr>
-        <w:spacing w:after="90" w:line="290"/>
+        <w:spacing w:after="70" w:line="270"/>
       </w:pPr>
       <w:r>
         <w:rPr>
@@ -2421,7 +2489,7 @@
       <w:r>
         <w:drawing>
           <wp:inline distT="0" distB="0" distL="0" distR="0">
-            <wp:extent cx="5715000" cy="1019175"/>
+            <wp:extent cx="6953250" cy="1238250"/>
             <wp:effectExtent t="0" r="0" b="0" l="0"/>
             <wp:docPr id="1" name="" descr="" title=""/>
             <wp:cNvGraphicFramePr>
@@ -2446,7 +2514,7 @@
                   <pic:spPr bwMode="auto">
                     <a:xfrm>
                       <a:off x="0" y="0"/>
-                      <a:ext cx="5715000" cy="1019175"/>
+                      <a:ext cx="6953250" cy="1238250"/>
                     </a:xfrm>
                     <a:prstGeom prst="rect">
                       <a:avLst/>
@@ -2461,7 +2529,7 @@
     </w:p>
     <w:p>
       <w:pPr>
-        <w:spacing w:after="90" w:line="290"/>
+        <w:spacing w:after="70" w:line="270"/>
       </w:pPr>
       <w:r>
         <w:rPr>
@@ -2490,7 +2558,7 @@
       <w:r>
         <w:drawing>
           <wp:inline distT="0" distB="0" distL="0" distR="0">
-            <wp:extent cx="5715000" cy="904875"/>
+            <wp:extent cx="6953250" cy="1104900"/>
             <wp:effectExtent t="0" r="0" b="0" l="0"/>
             <wp:docPr id="1" name="" descr="" title=""/>
             <wp:cNvGraphicFramePr>
@@ -2515,7 +2583,7 @@
                   <pic:spPr bwMode="auto">
                     <a:xfrm>
                       <a:off x="0" y="0"/>
-                      <a:ext cx="5715000" cy="904875"/>
+                      <a:ext cx="6953250" cy="1104900"/>
                     </a:xfrm>
                     <a:prstGeom prst="rect">
                       <a:avLst/>
@@ -2530,7 +2598,7 @@
     </w:p>
     <w:p>
       <w:pPr>
-        <w:spacing w:after="90" w:line="290"/>
+        <w:spacing w:after="70" w:line="270"/>
       </w:pPr>
       <w:r>
         <w:rPr>
@@ -2551,7 +2619,7 @@
       <w:r>
         <w:drawing>
           <wp:inline distT="0" distB="0" distL="0" distR="0">
-            <wp:extent cx="5715000" cy="2590800"/>
+            <wp:extent cx="6953250" cy="3152775"/>
             <wp:effectExtent t="0" r="0" b="0" l="0"/>
             <wp:docPr id="1" name="" descr="" title=""/>
             <wp:cNvGraphicFramePr>
@@ -2576,7 +2644,7 @@
                   <pic:spPr bwMode="auto">
                     <a:xfrm>
                       <a:off x="0" y="0"/>
-                      <a:ext cx="5715000" cy="2590800"/>
+                      <a:ext cx="6953250" cy="3152775"/>
                     </a:xfrm>
                     <a:prstGeom prst="rect">
                       <a:avLst/>
@@ -2591,7 +2659,7 @@
     </w:p>
     <w:p>
       <w:pPr>
-        <w:spacing w:after="90" w:line="290"/>
+        <w:spacing w:after="70" w:line="270"/>
       </w:pPr>
       <w:r>
         <w:rPr>
@@ -2612,7 +2680,7 @@
       <w:r>
         <w:drawing>
           <wp:inline distT="0" distB="0" distL="0" distR="0">
-            <wp:extent cx="5715000" cy="2085975"/>
+            <wp:extent cx="6953250" cy="2543175"/>
             <wp:effectExtent t="0" r="0" b="0" l="0"/>
             <wp:docPr id="1" name="" descr="" title=""/>
             <wp:cNvGraphicFramePr>
@@ -2637,7 +2705,7 @@
                   <pic:spPr bwMode="auto">
                     <a:xfrm>
                       <a:off x="0" y="0"/>
-                      <a:ext cx="5715000" cy="2085975"/>
+                      <a:ext cx="6953250" cy="2543175"/>
                     </a:xfrm>
                     <a:prstGeom prst="rect">
                       <a:avLst/>
@@ -2652,7 +2720,7 @@
     </w:p>
     <w:p>
       <w:pPr>
-        <w:spacing w:after="90" w:line="290"/>
+        <w:spacing w:after="70" w:line="270"/>
       </w:pPr>
       <w:r>
         <w:rPr>
@@ -2673,7 +2741,7 @@
       <w:r>
         <w:drawing>
           <wp:inline distT="0" distB="0" distL="0" distR="0">
-            <wp:extent cx="5715000" cy="504825"/>
+            <wp:extent cx="6953250" cy="619125"/>
             <wp:effectExtent t="0" r="0" b="0" l="0"/>
             <wp:docPr id="1" name="" descr="" title=""/>
             <wp:cNvGraphicFramePr>
@@ -2698,7 +2766,7 @@
                   <pic:spPr bwMode="auto">
                     <a:xfrm>
                       <a:off x="0" y="0"/>
-                      <a:ext cx="5715000" cy="504825"/>
+                      <a:ext cx="6953250" cy="619125"/>
                     </a:xfrm>
                     <a:prstGeom prst="rect">
                       <a:avLst/>
@@ -2713,7 +2781,7 @@
     </w:p>
     <w:p>
       <w:pPr>
-        <w:spacing w:after="90" w:line="290"/>
+        <w:spacing w:after="70" w:line="270"/>
       </w:pPr>
       <w:r>
         <w:rPr>
@@ -2729,7 +2797,7 @@
       <w:headerReference w:type="default" r:id="rId7"/>
       <w:footerReference w:type="default" r:id="rId8"/>
       <w:pgSz w:w="11906" w:h="16838" w:orient="portrait"/>
-      <w:pgMar w:top="1300" w:right="1250" w:bottom="1000" w:left="1250" w:header="708" w:footer="708" w:gutter="0"/>
+      <w:pgMar w:top="1500" w:right="432" w:bottom="994" w:left="432" w:header="706" w:footer="706" w:gutter="0"/>
       <w:pgNumType/>
       <w:docGrid w:linePitch="360"/>
     </w:sectPr>

--- a/docs/user-guide/en/pages/12-actioncenter.docx
+++ b/docs/user-guide/en/pages/12-actioncenter.docx
@@ -58,7 +58,7 @@
     </w:p>
     <w:tbl>
       <w:tblPr>
-        <w:tblW w:type="dxa" w:w="10998"/>
+        <w:tblW w:type="dxa" w:w="11000"/>
         <w:jc w:val="center"/>
         <w:tblBorders>
           <w:top w:val="single" w:color="auto" w:sz="4"/>
@@ -70,9 +70,10 @@
         </w:tblBorders>
       </w:tblPr>
       <w:tblGrid>
-        <w:gridCol w:w="3666"/>
-        <w:gridCol w:w="3666"/>
-        <w:gridCol w:w="3666"/>
+        <w:gridCol w:w="2750"/>
+        <w:gridCol w:w="2750"/>
+        <w:gridCol w:w="2750"/>
+        <w:gridCol w:w="2750"/>
       </w:tblGrid>
       <w:tr>
         <w:trPr>
@@ -80,7 +81,7 @@
         </w:trPr>
         <w:tc>
           <w:tcPr>
-            <w:tcW w:type="dxa" w:w="3666"/>
+            <w:tcW w:type="dxa" w:w="2750"/>
             <w:tcBorders>
               <w:top w:val="none" w:color="FFFFFF" w:sz="0"/>
               <w:left w:val="none" w:color="FFFFFF" w:sz="0"/>
@@ -101,7 +102,7 @@
             <w:r>
               <w:drawing>
                 <wp:inline distT="0" distB="0" distL="0" distR="0">
-                  <wp:extent cx="2171700" cy="1476375"/>
+                  <wp:extent cx="1590675" cy="1076325"/>
                   <wp:effectExtent t="0" r="0" b="0" l="0"/>
                   <wp:docPr id="1" name="" descr="" title=""/>
                   <wp:cNvGraphicFramePr>
@@ -126,7 +127,7 @@
                         <pic:spPr bwMode="auto">
                           <a:xfrm>
                             <a:off x="0" y="0"/>
-                            <a:ext cx="2171700" cy="1476375"/>
+                            <a:ext cx="1590675" cy="1076325"/>
                           </a:xfrm>
                           <a:prstGeom prst="rect">
                             <a:avLst/>
@@ -142,7 +143,7 @@
         </w:tc>
         <w:tc>
           <w:tcPr>
-            <w:tcW w:type="dxa" w:w="3666"/>
+            <w:tcW w:type="dxa" w:w="2750"/>
             <w:tcBorders>
               <w:top w:val="none" w:color="FFFFFF" w:sz="0"/>
               <w:left w:val="none" w:color="FFFFFF" w:sz="0"/>
@@ -163,7 +164,7 @@
             <w:r>
               <w:drawing>
                 <wp:inline distT="0" distB="0" distL="0" distR="0">
-                  <wp:extent cx="2171700" cy="1476375"/>
+                  <wp:extent cx="1590675" cy="1076325"/>
                   <wp:effectExtent t="0" r="0" b="0" l="0"/>
                   <wp:docPr id="1" name="" descr="" title=""/>
                   <wp:cNvGraphicFramePr>
@@ -188,7 +189,7 @@
                         <pic:spPr bwMode="auto">
                           <a:xfrm>
                             <a:off x="0" y="0"/>
-                            <a:ext cx="2171700" cy="1476375"/>
+                            <a:ext cx="1590675" cy="1076325"/>
                           </a:xfrm>
                           <a:prstGeom prst="rect">
                             <a:avLst/>
@@ -204,7 +205,7 @@
         </w:tc>
         <w:tc>
           <w:tcPr>
-            <w:tcW w:type="dxa" w:w="3666"/>
+            <w:tcW w:type="dxa" w:w="2750"/>
             <w:tcBorders>
               <w:top w:val="none" w:color="FFFFFF" w:sz="0"/>
               <w:left w:val="none" w:color="FFFFFF" w:sz="0"/>
@@ -225,7 +226,7 @@
             <w:r>
               <w:drawing>
                 <wp:inline distT="0" distB="0" distL="0" distR="0">
-                  <wp:extent cx="2171700" cy="1476375"/>
+                  <wp:extent cx="1590675" cy="1076325"/>
                   <wp:effectExtent t="0" r="0" b="0" l="0"/>
                   <wp:docPr id="1" name="" descr="" title=""/>
                   <wp:cNvGraphicFramePr>
@@ -250,7 +251,7 @@
                         <pic:spPr bwMode="auto">
                           <a:xfrm>
                             <a:off x="0" y="0"/>
-                            <a:ext cx="2171700" cy="1476375"/>
+                            <a:ext cx="1590675" cy="1076325"/>
                           </a:xfrm>
                           <a:prstGeom prst="rect">
                             <a:avLst/>
@@ -264,14 +265,9 @@
             </w:r>
           </w:p>
         </w:tc>
-      </w:tr>
-      <w:tr>
-        <w:trPr>
-          <w:cantSplit/>
-        </w:trPr>
-        <w:tc>
-          <w:tcPr>
-            <w:tcW w:type="dxa" w:w="3666"/>
+        <w:tc>
+          <w:tcPr>
+            <w:tcW w:type="dxa" w:w="2750"/>
             <w:tcBorders>
               <w:top w:val="none" w:color="FFFFFF" w:sz="0"/>
               <w:left w:val="none" w:color="FFFFFF" w:sz="0"/>
@@ -292,7 +288,7 @@
             <w:r>
               <w:drawing>
                 <wp:inline distT="0" distB="0" distL="0" distR="0">
-                  <wp:extent cx="2171700" cy="1476375"/>
+                  <wp:extent cx="1590675" cy="1076325"/>
                   <wp:effectExtent t="0" r="0" b="0" l="0"/>
                   <wp:docPr id="1" name="" descr="" title=""/>
                   <wp:cNvGraphicFramePr>
@@ -317,7 +313,7 @@
                         <pic:spPr bwMode="auto">
                           <a:xfrm>
                             <a:off x="0" y="0"/>
-                            <a:ext cx="2171700" cy="1476375"/>
+                            <a:ext cx="1590675" cy="1076325"/>
                           </a:xfrm>
                           <a:prstGeom prst="rect">
                             <a:avLst/>
@@ -331,9 +327,14 @@
             </w:r>
           </w:p>
         </w:tc>
-        <w:tc>
-          <w:tcPr>
-            <w:tcW w:type="dxa" w:w="3666"/>
+      </w:tr>
+      <w:tr>
+        <w:trPr>
+          <w:cantSplit/>
+        </w:trPr>
+        <w:tc>
+          <w:tcPr>
+            <w:tcW w:type="dxa" w:w="2750"/>
             <w:tcBorders>
               <w:top w:val="none" w:color="FFFFFF" w:sz="0"/>
               <w:left w:val="none" w:color="FFFFFF" w:sz="0"/>
@@ -354,7 +355,7 @@
             <w:r>
               <w:drawing>
                 <wp:inline distT="0" distB="0" distL="0" distR="0">
-                  <wp:extent cx="2171700" cy="1476375"/>
+                  <wp:extent cx="1590675" cy="1076325"/>
                   <wp:effectExtent t="0" r="0" b="0" l="0"/>
                   <wp:docPr id="1" name="" descr="" title=""/>
                   <wp:cNvGraphicFramePr>
@@ -379,7 +380,7 @@
                         <pic:spPr bwMode="auto">
                           <a:xfrm>
                             <a:off x="0" y="0"/>
-                            <a:ext cx="2171700" cy="1476375"/>
+                            <a:ext cx="1590675" cy="1076325"/>
                           </a:xfrm>
                           <a:prstGeom prst="rect">
                             <a:avLst/>
@@ -395,7 +396,7 @@
         </w:tc>
         <w:tc>
           <w:tcPr>
-            <w:tcW w:type="dxa" w:w="3666"/>
+            <w:tcW w:type="dxa" w:w="2750"/>
             <w:tcBorders>
               <w:top w:val="none" w:color="FFFFFF" w:sz="0"/>
               <w:left w:val="none" w:color="FFFFFF" w:sz="0"/>
@@ -416,7 +417,7 @@
             <w:r>
               <w:drawing>
                 <wp:inline distT="0" distB="0" distL="0" distR="0">
-                  <wp:extent cx="2171700" cy="1476375"/>
+                  <wp:extent cx="1590675" cy="1076325"/>
                   <wp:effectExtent t="0" r="0" b="0" l="0"/>
                   <wp:docPr id="1" name="" descr="" title=""/>
                   <wp:cNvGraphicFramePr>
@@ -441,7 +442,7 @@
                         <pic:spPr bwMode="auto">
                           <a:xfrm>
                             <a:off x="0" y="0"/>
-                            <a:ext cx="2171700" cy="1476375"/>
+                            <a:ext cx="1590675" cy="1076325"/>
                           </a:xfrm>
                           <a:prstGeom prst="rect">
                             <a:avLst/>
@@ -454,6 +455,42 @@
               </w:drawing>
             </w:r>
           </w:p>
+        </w:tc>
+        <w:tc>
+          <w:tcPr>
+            <w:tcW w:type="dxa" w:w="2750"/>
+            <w:tcBorders>
+              <w:top w:val="none" w:color="FFFFFF" w:sz="0"/>
+              <w:left w:val="none" w:color="FFFFFF" w:sz="0"/>
+              <w:bottom w:val="none" w:color="FFFFFF" w:sz="0"/>
+              <w:right w:val="none" w:color="FFFFFF" w:sz="0"/>
+            </w:tcBorders>
+            <w:tcMar>
+              <w:top w:type="dxa" w:w="40"/>
+              <w:left w:type="dxa" w:w="40"/>
+              <w:bottom w:type="dxa" w:w="80"/>
+              <w:right w:type="dxa" w:w="40"/>
+            </w:tcMar>
+          </w:tcPr>
+          <w:p/>
+        </w:tc>
+        <w:tc>
+          <w:tcPr>
+            <w:tcW w:type="dxa" w:w="2750"/>
+            <w:tcBorders>
+              <w:top w:val="none" w:color="FFFFFF" w:sz="0"/>
+              <w:left w:val="none" w:color="FFFFFF" w:sz="0"/>
+              <w:bottom w:val="none" w:color="FFFFFF" w:sz="0"/>
+              <w:right w:val="none" w:color="FFFFFF" w:sz="0"/>
+            </w:tcBorders>
+            <w:tcMar>
+              <w:top w:type="dxa" w:w="40"/>
+              <w:left w:type="dxa" w:w="40"/>
+              <w:bottom w:type="dxa" w:w="80"/>
+              <w:right w:type="dxa" w:w="40"/>
+            </w:tcMar>
+          </w:tcPr>
+          <w:p/>
         </w:tc>
       </w:tr>
     </w:tbl>

--- a/docs/user-guide/en/pages/12-actioncenter.docx
+++ b/docs/user-guide/en/pages/12-actioncenter.docx
@@ -547,6 +547,9 @@
             </w:tcMar>
           </w:tcPr>
           <w:p>
+            <w:pPr>
+              <w:keepNext/>
+            </w:pPr>
             <w:r>
               <w:rPr>
                 <w:rFonts w:ascii="Arial" w:cs="Arial" w:eastAsia="Arial" w:hAnsi="Arial"/>
@@ -578,6 +581,9 @@
             </w:tcMar>
           </w:tcPr>
           <w:p>
+            <w:pPr>
+              <w:keepNext/>
+            </w:pPr>
             <w:r>
               <w:rPr>
                 <w:rFonts w:ascii="Arial" w:cs="Arial" w:eastAsia="Arial" w:hAnsi="Arial"/>
@@ -615,6 +621,9 @@
             </w:tcMar>
           </w:tcPr>
           <w:p>
+            <w:pPr>
+              <w:keepNext/>
+            </w:pPr>
             <w:r>
               <w:rPr>
                 <w:rFonts w:ascii="Arial" w:cs="Arial" w:eastAsia="Arial" w:hAnsi="Arial"/>
@@ -644,6 +653,9 @@
             </w:tcMar>
           </w:tcPr>
           <w:p>
+            <w:pPr>
+              <w:keepNext/>
+            </w:pPr>
             <w:r>
               <w:rPr>
                 <w:rFonts w:ascii="Arial" w:cs="Arial" w:eastAsia="Arial" w:hAnsi="Arial"/>
@@ -679,6 +691,9 @@
             </w:tcMar>
           </w:tcPr>
           <w:p>
+            <w:pPr>
+              <w:keepNext/>
+            </w:pPr>
             <w:r>
               <w:rPr>
                 <w:rFonts w:ascii="Arial" w:cs="Arial" w:eastAsia="Arial" w:hAnsi="Arial"/>
@@ -708,6 +723,9 @@
             </w:tcMar>
           </w:tcPr>
           <w:p>
+            <w:pPr>
+              <w:keepNext/>
+            </w:pPr>
             <w:r>
               <w:rPr>
                 <w:rFonts w:ascii="Arial" w:cs="Arial" w:eastAsia="Arial" w:hAnsi="Arial"/>
@@ -743,6 +761,9 @@
             </w:tcMar>
           </w:tcPr>
           <w:p>
+            <w:pPr>
+              <w:keepNext/>
+            </w:pPr>
             <w:r>
               <w:rPr>
                 <w:rFonts w:ascii="Arial" w:cs="Arial" w:eastAsia="Arial" w:hAnsi="Arial"/>
@@ -772,6 +793,9 @@
             </w:tcMar>
           </w:tcPr>
           <w:p>
+            <w:pPr>
+              <w:keepNext/>
+            </w:pPr>
             <w:r>
               <w:rPr>
                 <w:rFonts w:ascii="Arial" w:cs="Arial" w:eastAsia="Arial" w:hAnsi="Arial"/>
@@ -807,6 +831,9 @@
             </w:tcMar>
           </w:tcPr>
           <w:p>
+            <w:pPr>
+              <w:keepNext/>
+            </w:pPr>
             <w:r>
               <w:rPr>
                 <w:rFonts w:ascii="Arial" w:cs="Arial" w:eastAsia="Arial" w:hAnsi="Arial"/>
@@ -836,6 +863,9 @@
             </w:tcMar>
           </w:tcPr>
           <w:p>
+            <w:pPr>
+              <w:keepNext/>
+            </w:pPr>
             <w:r>
               <w:rPr>
                 <w:rFonts w:ascii="Arial" w:cs="Arial" w:eastAsia="Arial" w:hAnsi="Arial"/>
@@ -871,6 +901,9 @@
             </w:tcMar>
           </w:tcPr>
           <w:p>
+            <w:pPr>
+              <w:keepNext/>
+            </w:pPr>
             <w:r>
               <w:rPr>
                 <w:rFonts w:ascii="Arial" w:cs="Arial" w:eastAsia="Arial" w:hAnsi="Arial"/>
@@ -900,6 +933,9 @@
             </w:tcMar>
           </w:tcPr>
           <w:p>
+            <w:pPr>
+              <w:keepNext/>
+            </w:pPr>
             <w:r>
               <w:rPr>
                 <w:rFonts w:ascii="Arial" w:cs="Arial" w:eastAsia="Arial" w:hAnsi="Arial"/>
@@ -935,6 +971,9 @@
             </w:tcMar>
           </w:tcPr>
           <w:p>
+            <w:pPr>
+              <w:keepNext w:val="false"/>
+            </w:pPr>
             <w:r>
               <w:rPr>
                 <w:rFonts w:ascii="Arial" w:cs="Arial" w:eastAsia="Arial" w:hAnsi="Arial"/>
@@ -964,6 +1003,9 @@
             </w:tcMar>
           </w:tcPr>
           <w:p>
+            <w:pPr>
+              <w:keepNext w:val="false"/>
+            </w:pPr>
             <w:r>
               <w:rPr>
                 <w:rFonts w:ascii="Arial" w:cs="Arial" w:eastAsia="Arial" w:hAnsi="Arial"/>
@@ -1557,6 +1599,9 @@
             </w:tcMar>
           </w:tcPr>
           <w:p>
+            <w:pPr>
+              <w:keepNext/>
+            </w:pPr>
             <w:r>
               <w:rPr>
                 <w:rFonts w:ascii="Arial" w:cs="Arial" w:eastAsia="Arial" w:hAnsi="Arial"/>
@@ -1588,6 +1633,9 @@
             </w:tcMar>
           </w:tcPr>
           <w:p>
+            <w:pPr>
+              <w:keepNext/>
+            </w:pPr>
             <w:r>
               <w:rPr>
                 <w:rFonts w:ascii="Arial" w:cs="Arial" w:eastAsia="Arial" w:hAnsi="Arial"/>
@@ -1625,6 +1673,9 @@
             </w:tcMar>
           </w:tcPr>
           <w:p>
+            <w:pPr>
+              <w:keepNext/>
+            </w:pPr>
             <w:r>
               <w:rPr>
                 <w:rFonts w:ascii="Arial" w:cs="Arial" w:eastAsia="Arial" w:hAnsi="Arial"/>
@@ -1654,6 +1705,9 @@
             </w:tcMar>
           </w:tcPr>
           <w:p>
+            <w:pPr>
+              <w:keepNext/>
+            </w:pPr>
             <w:r>
               <w:rPr>
                 <w:rFonts w:ascii="Arial" w:cs="Arial" w:eastAsia="Arial" w:hAnsi="Arial"/>
@@ -1689,6 +1743,9 @@
             </w:tcMar>
           </w:tcPr>
           <w:p>
+            <w:pPr>
+              <w:keepNext/>
+            </w:pPr>
             <w:r>
               <w:rPr>
                 <w:rFonts w:ascii="Arial" w:cs="Arial" w:eastAsia="Arial" w:hAnsi="Arial"/>
@@ -1718,6 +1775,9 @@
             </w:tcMar>
           </w:tcPr>
           <w:p>
+            <w:pPr>
+              <w:keepNext/>
+            </w:pPr>
             <w:r>
               <w:rPr>
                 <w:rFonts w:ascii="Arial" w:cs="Arial" w:eastAsia="Arial" w:hAnsi="Arial"/>
@@ -1753,6 +1813,9 @@
             </w:tcMar>
           </w:tcPr>
           <w:p>
+            <w:pPr>
+              <w:keepNext/>
+            </w:pPr>
             <w:r>
               <w:rPr>
                 <w:rFonts w:ascii="Arial" w:cs="Arial" w:eastAsia="Arial" w:hAnsi="Arial"/>
@@ -1782,6 +1845,9 @@
             </w:tcMar>
           </w:tcPr>
           <w:p>
+            <w:pPr>
+              <w:keepNext/>
+            </w:pPr>
             <w:r>
               <w:rPr>
                 <w:rFonts w:ascii="Arial" w:cs="Arial" w:eastAsia="Arial" w:hAnsi="Arial"/>
@@ -1817,6 +1883,9 @@
             </w:tcMar>
           </w:tcPr>
           <w:p>
+            <w:pPr>
+              <w:keepNext/>
+            </w:pPr>
             <w:r>
               <w:rPr>
                 <w:rFonts w:ascii="Arial" w:cs="Arial" w:eastAsia="Arial" w:hAnsi="Arial"/>
@@ -1846,6 +1915,9 @@
             </w:tcMar>
           </w:tcPr>
           <w:p>
+            <w:pPr>
+              <w:keepNext/>
+            </w:pPr>
             <w:r>
               <w:rPr>
                 <w:rFonts w:ascii="Arial" w:cs="Arial" w:eastAsia="Arial" w:hAnsi="Arial"/>
@@ -1881,6 +1953,9 @@
             </w:tcMar>
           </w:tcPr>
           <w:p>
+            <w:pPr>
+              <w:keepNext/>
+            </w:pPr>
             <w:r>
               <w:rPr>
                 <w:rFonts w:ascii="Arial" w:cs="Arial" w:eastAsia="Arial" w:hAnsi="Arial"/>
@@ -1910,6 +1985,9 @@
             </w:tcMar>
           </w:tcPr>
           <w:p>
+            <w:pPr>
+              <w:keepNext/>
+            </w:pPr>
             <w:r>
               <w:rPr>
                 <w:rFonts w:ascii="Arial" w:cs="Arial" w:eastAsia="Arial" w:hAnsi="Arial"/>
@@ -1945,6 +2023,9 @@
             </w:tcMar>
           </w:tcPr>
           <w:p>
+            <w:pPr>
+              <w:keepNext/>
+            </w:pPr>
             <w:r>
               <w:rPr>
                 <w:rFonts w:ascii="Arial" w:cs="Arial" w:eastAsia="Arial" w:hAnsi="Arial"/>
@@ -1974,6 +2055,9 @@
             </w:tcMar>
           </w:tcPr>
           <w:p>
+            <w:pPr>
+              <w:keepNext/>
+            </w:pPr>
             <w:r>
               <w:rPr>
                 <w:rFonts w:ascii="Arial" w:cs="Arial" w:eastAsia="Arial" w:hAnsi="Arial"/>
@@ -2009,6 +2093,9 @@
             </w:tcMar>
           </w:tcPr>
           <w:p>
+            <w:pPr>
+              <w:keepNext w:val="false"/>
+            </w:pPr>
             <w:r>
               <w:rPr>
                 <w:rFonts w:ascii="Arial" w:cs="Arial" w:eastAsia="Arial" w:hAnsi="Arial"/>
@@ -2038,6 +2125,9 @@
             </w:tcMar>
           </w:tcPr>
           <w:p>
+            <w:pPr>
+              <w:keepNext w:val="false"/>
+            </w:pPr>
             <w:r>
               <w:rPr>
                 <w:rFonts w:ascii="Arial" w:cs="Arial" w:eastAsia="Arial" w:hAnsi="Arial"/>
@@ -2076,7 +2166,7 @@
           <w:sz w:val="21"/>
           <w:szCs w:val="21"/>
         </w:rPr>
-        <w:t xml:space="preserve">A store only ever has one Active plan at a time: a new signal firing while a plan is open is added to that same plan. Severity (Medium / High / Critical) is worked out from how many signals are on the plan. Each plan gets a Target Resolution Date when it opens - 90 days out, or 30 days if it is already Critical - and resolves automatically once its store shows no signals for 2 consecutive evaluated periods. See the Action Plan Guide, next, for the full explanation.</w:t>
+        <w:t xml:space="preserve">A store only ever has one Active plan at a time: a new signal firing while a plan is open is added to that same plan. Severity (Medium / High / Critical) is worked out from how many signals are on the plan. Each plan gets a Target Resolution Date when it opens - 90 days out, or 30 days if it is already Critical - and resolves automatically once its store shows no signals for 2 consecutive evaluated periods.</w:t>
       </w:r>
     </w:p>
     <w:p>

--- a/docs/user-guide/en/pages/12-actioncenter.docx
+++ b/docs/user-guide/en/pages/12-actioncenter.docx
@@ -58,7 +58,7 @@
     </w:p>
     <w:tbl>
       <w:tblPr>
-        <w:tblW w:type="dxa" w:w="9399"/>
+        <w:tblW w:type="dxa" w:w="11000"/>
         <w:jc w:val="center"/>
         <w:tblBorders>
           <w:top w:val="single" w:color="auto" w:sz="4"/>
@@ -70,9 +70,10 @@
         </w:tblBorders>
       </w:tblPr>
       <w:tblGrid>
-        <w:gridCol w:w="3133"/>
-        <w:gridCol w:w="3133"/>
-        <w:gridCol w:w="3133"/>
+        <w:gridCol w:w="2750"/>
+        <w:gridCol w:w="2750"/>
+        <w:gridCol w:w="2750"/>
+        <w:gridCol w:w="2750"/>
       </w:tblGrid>
       <w:tr>
         <w:trPr>
@@ -80,7 +81,7 @@
         </w:trPr>
         <w:tc>
           <w:tcPr>
-            <w:tcW w:type="dxa" w:w="3133"/>
+            <w:tcW w:type="dxa" w:w="2750"/>
             <w:tcBorders>
               <w:top w:val="none" w:color="FFFFFF" w:sz="0"/>
               <w:left w:val="none" w:color="FFFFFF" w:sz="0"/>
@@ -101,7 +102,7 @@
             <w:r>
               <w:drawing>
                 <wp:inline distT="0" distB="0" distL="0" distR="0">
-                  <wp:extent cx="1809750" cy="1228725"/>
+                  <wp:extent cx="1590675" cy="1076325"/>
                   <wp:effectExtent t="0" r="0" b="0" l="0"/>
                   <wp:docPr id="1" name="" descr="" title=""/>
                   <wp:cNvGraphicFramePr>
@@ -126,7 +127,7 @@
                         <pic:spPr bwMode="auto">
                           <a:xfrm>
                             <a:off x="0" y="0"/>
-                            <a:ext cx="1809750" cy="1228725"/>
+                            <a:ext cx="1590675" cy="1076325"/>
                           </a:xfrm>
                           <a:prstGeom prst="rect">
                             <a:avLst/>
@@ -142,7 +143,7 @@
         </w:tc>
         <w:tc>
           <w:tcPr>
-            <w:tcW w:type="dxa" w:w="3133"/>
+            <w:tcW w:type="dxa" w:w="2750"/>
             <w:tcBorders>
               <w:top w:val="none" w:color="FFFFFF" w:sz="0"/>
               <w:left w:val="none" w:color="FFFFFF" w:sz="0"/>
@@ -163,7 +164,7 @@
             <w:r>
               <w:drawing>
                 <wp:inline distT="0" distB="0" distL="0" distR="0">
-                  <wp:extent cx="1809750" cy="1228725"/>
+                  <wp:extent cx="1590675" cy="1076325"/>
                   <wp:effectExtent t="0" r="0" b="0" l="0"/>
                   <wp:docPr id="1" name="" descr="" title=""/>
                   <wp:cNvGraphicFramePr>
@@ -188,7 +189,7 @@
                         <pic:spPr bwMode="auto">
                           <a:xfrm>
                             <a:off x="0" y="0"/>
-                            <a:ext cx="1809750" cy="1228725"/>
+                            <a:ext cx="1590675" cy="1076325"/>
                           </a:xfrm>
                           <a:prstGeom prst="rect">
                             <a:avLst/>
@@ -204,7 +205,7 @@
         </w:tc>
         <w:tc>
           <w:tcPr>
-            <w:tcW w:type="dxa" w:w="3133"/>
+            <w:tcW w:type="dxa" w:w="2750"/>
             <w:tcBorders>
               <w:top w:val="none" w:color="FFFFFF" w:sz="0"/>
               <w:left w:val="none" w:color="FFFFFF" w:sz="0"/>
@@ -225,7 +226,7 @@
             <w:r>
               <w:drawing>
                 <wp:inline distT="0" distB="0" distL="0" distR="0">
-                  <wp:extent cx="1809750" cy="1228725"/>
+                  <wp:extent cx="1590675" cy="1076325"/>
                   <wp:effectExtent t="0" r="0" b="0" l="0"/>
                   <wp:docPr id="1" name="" descr="" title=""/>
                   <wp:cNvGraphicFramePr>
@@ -250,7 +251,7 @@
                         <pic:spPr bwMode="auto">
                           <a:xfrm>
                             <a:off x="0" y="0"/>
-                            <a:ext cx="1809750" cy="1228725"/>
+                            <a:ext cx="1590675" cy="1076325"/>
                           </a:xfrm>
                           <a:prstGeom prst="rect">
                             <a:avLst/>
@@ -264,14 +265,9 @@
             </w:r>
           </w:p>
         </w:tc>
-      </w:tr>
-      <w:tr>
-        <w:trPr>
-          <w:cantSplit/>
-        </w:trPr>
-        <w:tc>
-          <w:tcPr>
-            <w:tcW w:type="dxa" w:w="3133"/>
+        <w:tc>
+          <w:tcPr>
+            <w:tcW w:type="dxa" w:w="2750"/>
             <w:tcBorders>
               <w:top w:val="none" w:color="FFFFFF" w:sz="0"/>
               <w:left w:val="none" w:color="FFFFFF" w:sz="0"/>
@@ -292,7 +288,7 @@
             <w:r>
               <w:drawing>
                 <wp:inline distT="0" distB="0" distL="0" distR="0">
-                  <wp:extent cx="1809750" cy="1228725"/>
+                  <wp:extent cx="1590675" cy="1076325"/>
                   <wp:effectExtent t="0" r="0" b="0" l="0"/>
                   <wp:docPr id="1" name="" descr="" title=""/>
                   <wp:cNvGraphicFramePr>
@@ -317,7 +313,7 @@
                         <pic:spPr bwMode="auto">
                           <a:xfrm>
                             <a:off x="0" y="0"/>
-                            <a:ext cx="1809750" cy="1228725"/>
+                            <a:ext cx="1590675" cy="1076325"/>
                           </a:xfrm>
                           <a:prstGeom prst="rect">
                             <a:avLst/>
@@ -331,9 +327,14 @@
             </w:r>
           </w:p>
         </w:tc>
-        <w:tc>
-          <w:tcPr>
-            <w:tcW w:type="dxa" w:w="3133"/>
+      </w:tr>
+      <w:tr>
+        <w:trPr>
+          <w:cantSplit/>
+        </w:trPr>
+        <w:tc>
+          <w:tcPr>
+            <w:tcW w:type="dxa" w:w="2750"/>
             <w:tcBorders>
               <w:top w:val="none" w:color="FFFFFF" w:sz="0"/>
               <w:left w:val="none" w:color="FFFFFF" w:sz="0"/>
@@ -354,7 +355,7 @@
             <w:r>
               <w:drawing>
                 <wp:inline distT="0" distB="0" distL="0" distR="0">
-                  <wp:extent cx="1809750" cy="1228725"/>
+                  <wp:extent cx="1590675" cy="1076325"/>
                   <wp:effectExtent t="0" r="0" b="0" l="0"/>
                   <wp:docPr id="1" name="" descr="" title=""/>
                   <wp:cNvGraphicFramePr>
@@ -379,7 +380,7 @@
                         <pic:spPr bwMode="auto">
                           <a:xfrm>
                             <a:off x="0" y="0"/>
-                            <a:ext cx="1809750" cy="1228725"/>
+                            <a:ext cx="1590675" cy="1076325"/>
                           </a:xfrm>
                           <a:prstGeom prst="rect">
                             <a:avLst/>
@@ -395,7 +396,7 @@
         </w:tc>
         <w:tc>
           <w:tcPr>
-            <w:tcW w:type="dxa" w:w="3133"/>
+            <w:tcW w:type="dxa" w:w="2750"/>
             <w:tcBorders>
               <w:top w:val="none" w:color="FFFFFF" w:sz="0"/>
               <w:left w:val="none" w:color="FFFFFF" w:sz="0"/>
@@ -416,7 +417,7 @@
             <w:r>
               <w:drawing>
                 <wp:inline distT="0" distB="0" distL="0" distR="0">
-                  <wp:extent cx="1809750" cy="1228725"/>
+                  <wp:extent cx="1590675" cy="1076325"/>
                   <wp:effectExtent t="0" r="0" b="0" l="0"/>
                   <wp:docPr id="1" name="" descr="" title=""/>
                   <wp:cNvGraphicFramePr>
@@ -441,7 +442,7 @@
                         <pic:spPr bwMode="auto">
                           <a:xfrm>
                             <a:off x="0" y="0"/>
-                            <a:ext cx="1809750" cy="1228725"/>
+                            <a:ext cx="1590675" cy="1076325"/>
                           </a:xfrm>
                           <a:prstGeom prst="rect">
                             <a:avLst/>
@@ -454,6 +455,42 @@
               </w:drawing>
             </w:r>
           </w:p>
+        </w:tc>
+        <w:tc>
+          <w:tcPr>
+            <w:tcW w:type="dxa" w:w="2750"/>
+            <w:tcBorders>
+              <w:top w:val="none" w:color="FFFFFF" w:sz="0"/>
+              <w:left w:val="none" w:color="FFFFFF" w:sz="0"/>
+              <w:bottom w:val="none" w:color="FFFFFF" w:sz="0"/>
+              <w:right w:val="none" w:color="FFFFFF" w:sz="0"/>
+            </w:tcBorders>
+            <w:tcMar>
+              <w:top w:type="dxa" w:w="40"/>
+              <w:left w:type="dxa" w:w="40"/>
+              <w:bottom w:type="dxa" w:w="80"/>
+              <w:right w:type="dxa" w:w="40"/>
+            </w:tcMar>
+          </w:tcPr>
+          <w:p/>
+        </w:tc>
+        <w:tc>
+          <w:tcPr>
+            <w:tcW w:type="dxa" w:w="2750"/>
+            <w:tcBorders>
+              <w:top w:val="none" w:color="FFFFFF" w:sz="0"/>
+              <w:left w:val="none" w:color="FFFFFF" w:sz="0"/>
+              <w:bottom w:val="none" w:color="FFFFFF" w:sz="0"/>
+              <w:right w:val="none" w:color="FFFFFF" w:sz="0"/>
+            </w:tcBorders>
+            <w:tcMar>
+              <w:top w:type="dxa" w:w="40"/>
+              <w:left w:type="dxa" w:w="40"/>
+              <w:bottom w:type="dxa" w:w="80"/>
+              <w:right w:type="dxa" w:w="40"/>
+            </w:tcMar>
+          </w:tcPr>
+          <w:p/>
         </w:tc>
       </w:tr>
     </w:tbl>
@@ -510,6 +547,9 @@
             </w:tcMar>
           </w:tcPr>
           <w:p>
+            <w:pPr>
+              <w:keepNext/>
+            </w:pPr>
             <w:r>
               <w:rPr>
                 <w:rFonts w:ascii="Arial" w:cs="Arial" w:eastAsia="Arial" w:hAnsi="Arial"/>
@@ -541,6 +581,9 @@
             </w:tcMar>
           </w:tcPr>
           <w:p>
+            <w:pPr>
+              <w:keepNext/>
+            </w:pPr>
             <w:r>
               <w:rPr>
                 <w:rFonts w:ascii="Arial" w:cs="Arial" w:eastAsia="Arial" w:hAnsi="Arial"/>
@@ -578,6 +621,9 @@
             </w:tcMar>
           </w:tcPr>
           <w:p>
+            <w:pPr>
+              <w:keepNext/>
+            </w:pPr>
             <w:r>
               <w:rPr>
                 <w:rFonts w:ascii="Arial" w:cs="Arial" w:eastAsia="Arial" w:hAnsi="Arial"/>
@@ -607,6 +653,9 @@
             </w:tcMar>
           </w:tcPr>
           <w:p>
+            <w:pPr>
+              <w:keepNext/>
+            </w:pPr>
             <w:r>
               <w:rPr>
                 <w:rFonts w:ascii="Arial" w:cs="Arial" w:eastAsia="Arial" w:hAnsi="Arial"/>
@@ -642,6 +691,9 @@
             </w:tcMar>
           </w:tcPr>
           <w:p>
+            <w:pPr>
+              <w:keepNext/>
+            </w:pPr>
             <w:r>
               <w:rPr>
                 <w:rFonts w:ascii="Arial" w:cs="Arial" w:eastAsia="Arial" w:hAnsi="Arial"/>
@@ -671,6 +723,9 @@
             </w:tcMar>
           </w:tcPr>
           <w:p>
+            <w:pPr>
+              <w:keepNext/>
+            </w:pPr>
             <w:r>
               <w:rPr>
                 <w:rFonts w:ascii="Arial" w:cs="Arial" w:eastAsia="Arial" w:hAnsi="Arial"/>
@@ -706,6 +761,9 @@
             </w:tcMar>
           </w:tcPr>
           <w:p>
+            <w:pPr>
+              <w:keepNext/>
+            </w:pPr>
             <w:r>
               <w:rPr>
                 <w:rFonts w:ascii="Arial" w:cs="Arial" w:eastAsia="Arial" w:hAnsi="Arial"/>
@@ -735,6 +793,9 @@
             </w:tcMar>
           </w:tcPr>
           <w:p>
+            <w:pPr>
+              <w:keepNext/>
+            </w:pPr>
             <w:r>
               <w:rPr>
                 <w:rFonts w:ascii="Arial" w:cs="Arial" w:eastAsia="Arial" w:hAnsi="Arial"/>
@@ -770,6 +831,9 @@
             </w:tcMar>
           </w:tcPr>
           <w:p>
+            <w:pPr>
+              <w:keepNext/>
+            </w:pPr>
             <w:r>
               <w:rPr>
                 <w:rFonts w:ascii="Arial" w:cs="Arial" w:eastAsia="Arial" w:hAnsi="Arial"/>
@@ -799,6 +863,9 @@
             </w:tcMar>
           </w:tcPr>
           <w:p>
+            <w:pPr>
+              <w:keepNext/>
+            </w:pPr>
             <w:r>
               <w:rPr>
                 <w:rFonts w:ascii="Arial" w:cs="Arial" w:eastAsia="Arial" w:hAnsi="Arial"/>
@@ -834,6 +901,9 @@
             </w:tcMar>
           </w:tcPr>
           <w:p>
+            <w:pPr>
+              <w:keepNext/>
+            </w:pPr>
             <w:r>
               <w:rPr>
                 <w:rFonts w:ascii="Arial" w:cs="Arial" w:eastAsia="Arial" w:hAnsi="Arial"/>
@@ -863,6 +933,9 @@
             </w:tcMar>
           </w:tcPr>
           <w:p>
+            <w:pPr>
+              <w:keepNext/>
+            </w:pPr>
             <w:r>
               <w:rPr>
                 <w:rFonts w:ascii="Arial" w:cs="Arial" w:eastAsia="Arial" w:hAnsi="Arial"/>
@@ -898,6 +971,9 @@
             </w:tcMar>
           </w:tcPr>
           <w:p>
+            <w:pPr>
+              <w:keepNext w:val="false"/>
+            </w:pPr>
             <w:r>
               <w:rPr>
                 <w:rFonts w:ascii="Arial" w:cs="Arial" w:eastAsia="Arial" w:hAnsi="Arial"/>
@@ -927,6 +1003,9 @@
             </w:tcMar>
           </w:tcPr>
           <w:p>
+            <w:pPr>
+              <w:keepNext w:val="false"/>
+            </w:pPr>
             <w:r>
               <w:rPr>
                 <w:rFonts w:ascii="Arial" w:cs="Arial" w:eastAsia="Arial" w:hAnsi="Arial"/>
@@ -1021,7 +1100,7 @@
       <w:r>
         <w:drawing>
           <wp:inline distT="0" distB="0" distL="0" distR="0">
-            <wp:extent cx="5715000" cy="790575"/>
+            <wp:extent cx="6953250" cy="962025"/>
             <wp:effectExtent t="0" r="0" b="0" l="0"/>
             <wp:docPr id="1" name="" descr="" title=""/>
             <wp:cNvGraphicFramePr>
@@ -1046,7 +1125,7 @@
                   <pic:spPr bwMode="auto">
                     <a:xfrm>
                       <a:off x="0" y="0"/>
-                      <a:ext cx="5715000" cy="790575"/>
+                      <a:ext cx="6953250" cy="962025"/>
                     </a:xfrm>
                     <a:prstGeom prst="rect">
                       <a:avLst/>
@@ -1061,7 +1140,7 @@
     </w:p>
     <w:p>
       <w:pPr>
-        <w:spacing w:after="90" w:line="290"/>
+        <w:spacing w:after="70" w:line="270"/>
       </w:pPr>
       <w:r>
         <w:rPr>
@@ -1081,56 +1160,185 @@
         <w:t xml:space="preserve">Step 3 - What is dragging health down?</w:t>
       </w:r>
     </w:p>
-    <w:p>
-      <w:pPr>
-        <w:keepNext/>
-        <w:spacing w:after="120" w:before="60"/>
+    <w:tbl>
+      <w:tblPr>
+        <w:tblW w:type="dxa" w:w="11000"/>
         <w:jc w:val="center"/>
-      </w:pPr>
-      <w:r>
-        <w:drawing>
-          <wp:inline distT="0" distB="0" distL="0" distR="0">
-            <wp:extent cx="5715000" cy="3257550"/>
-            <wp:effectExtent t="0" r="0" b="0" l="0"/>
-            <wp:docPr id="1" name="" descr="" title=""/>
-            <wp:cNvGraphicFramePr>
-              <a:graphicFrameLocks xmlns:a="http://schemas.openxmlformats.org/drawingml/2006/main" noChangeAspect="1"/>
-            </wp:cNvGraphicFramePr>
-            <a:graphic xmlns:a="http://schemas.openxmlformats.org/drawingml/2006/main">
-              <a:graphicData uri="http://schemas.openxmlformats.org/drawingml/2006/picture">
-                <pic:pic xmlns:pic="http://schemas.openxmlformats.org/drawingml/2006/picture">
-                  <pic:nvPicPr>
-                    <pic:cNvPr id="0" name="" descr=""/>
-                    <pic:cNvPicPr>
-                      <a:picLocks noChangeAspect="1" noChangeArrowheads="1"/>
-                    </pic:cNvPicPr>
-                  </pic:nvPicPr>
-                  <pic:blipFill>
-                    <a:blip r:embed="rId16" cstate="none"/>
-                    <a:srcRect/>
-                    <a:stretch>
-                      <a:fillRect/>
-                    </a:stretch>
-                  </pic:blipFill>
-                  <pic:spPr bwMode="auto">
-                    <a:xfrm>
-                      <a:off x="0" y="0"/>
-                      <a:ext cx="5715000" cy="3257550"/>
-                    </a:xfrm>
-                    <a:prstGeom prst="rect">
-                      <a:avLst/>
-                    </a:prstGeom>
-                  </pic:spPr>
-                </pic:pic>
-              </a:graphicData>
-            </a:graphic>
-          </wp:inline>
-        </w:drawing>
-      </w:r>
-    </w:p>
-    <w:p>
-      <w:pPr>
-        <w:spacing w:after="90" w:line="290"/>
+        <w:tblBorders>
+          <w:top w:val="single" w:color="auto" w:sz="4"/>
+          <w:left w:val="single" w:color="auto" w:sz="4"/>
+          <w:bottom w:val="single" w:color="auto" w:sz="4"/>
+          <w:right w:val="single" w:color="auto" w:sz="4"/>
+          <w:insideH w:val="single" w:color="auto" w:sz="4"/>
+          <w:insideV w:val="single" w:color="auto" w:sz="4"/>
+        </w:tblBorders>
+      </w:tblPr>
+      <w:tblGrid>
+        <w:gridCol w:w="5500"/>
+        <w:gridCol w:w="5500"/>
+      </w:tblGrid>
+      <w:tr>
+        <w:tc>
+          <w:tcPr>
+            <w:tcW w:type="dxa" w:w="5500"/>
+            <w:tcBorders>
+              <w:top w:val="none" w:color="FFFFFF" w:sz="0"/>
+              <w:left w:val="none" w:color="FFFFFF" w:sz="0"/>
+              <w:bottom w:val="none" w:color="FFFFFF" w:sz="0"/>
+              <w:right w:val="none" w:color="FFFFFF" w:sz="0"/>
+            </w:tcBorders>
+            <w:tcMar>
+              <w:top w:type="dxa" w:w="40"/>
+              <w:left w:type="dxa" w:w="70"/>
+              <w:bottom w:type="dxa" w:w="60"/>
+              <w:right w:type="dxa" w:w="70"/>
+            </w:tcMar>
+          </w:tcPr>
+          <w:p>
+            <w:pPr>
+              <w:keepNext/>
+              <w:spacing w:after="120" w:before="60"/>
+              <w:jc w:val="center"/>
+            </w:pPr>
+            <w:r>
+              <w:drawing>
+                <wp:inline distT="0" distB="0" distL="0" distR="0">
+                  <wp:extent cx="3286125" cy="1876425"/>
+                  <wp:effectExtent t="0" r="0" b="0" l="0"/>
+                  <wp:docPr id="1" name="" descr="" title=""/>
+                  <wp:cNvGraphicFramePr>
+                    <a:graphicFrameLocks xmlns:a="http://schemas.openxmlformats.org/drawingml/2006/main" noChangeAspect="1"/>
+                  </wp:cNvGraphicFramePr>
+                  <a:graphic xmlns:a="http://schemas.openxmlformats.org/drawingml/2006/main">
+                    <a:graphicData uri="http://schemas.openxmlformats.org/drawingml/2006/picture">
+                      <pic:pic xmlns:pic="http://schemas.openxmlformats.org/drawingml/2006/picture">
+                        <pic:nvPicPr>
+                          <pic:cNvPr id="0" name="" descr=""/>
+                          <pic:cNvPicPr>
+                            <a:picLocks noChangeAspect="1" noChangeArrowheads="1"/>
+                          </pic:cNvPicPr>
+                        </pic:nvPicPr>
+                        <pic:blipFill>
+                          <a:blip r:embed="rId16" cstate="none"/>
+                          <a:srcRect/>
+                          <a:stretch>
+                            <a:fillRect/>
+                          </a:stretch>
+                        </pic:blipFill>
+                        <pic:spPr bwMode="auto">
+                          <a:xfrm>
+                            <a:off x="0" y="0"/>
+                            <a:ext cx="3286125" cy="1876425"/>
+                          </a:xfrm>
+                          <a:prstGeom prst="rect">
+                            <a:avLst/>
+                          </a:prstGeom>
+                        </pic:spPr>
+                      </pic:pic>
+                    </a:graphicData>
+                  </a:graphic>
+                </wp:inline>
+              </w:drawing>
+            </w:r>
+          </w:p>
+          <w:p>
+            <w:pPr>
+              <w:spacing w:after="70" w:line="270"/>
+            </w:pPr>
+            <w:r>
+              <w:rPr>
+                <w:rFonts w:ascii="Arial" w:cs="Arial" w:eastAsia="Arial" w:hAnsi="Arial"/>
+                <w:color w:val="27251F"/>
+                <w:sz w:val="21"/>
+                <w:szCs w:val="21"/>
+              </w:rPr>
+              <w:t xml:space="preserve">Risk Drivers show the average weighted contribution of each pillar to company-wide risk, so you can see which dimension (turnover, engagement, leadership...) is pulling health down across the network. The Store Health Index is built from six weighted pillars: Overall Turnover (24%), Early Attrition (20%), Engagement (18%), 6-Month Retention (16%), Workforce Outlook (12%) and Leadership Stability (10%).</w:t>
+            </w:r>
+          </w:p>
+        </w:tc>
+        <w:tc>
+          <w:tcPr>
+            <w:tcW w:type="dxa" w:w="5500"/>
+            <w:tcBorders>
+              <w:top w:val="none" w:color="FFFFFF" w:sz="0"/>
+              <w:left w:val="none" w:color="FFFFFF" w:sz="0"/>
+              <w:bottom w:val="none" w:color="FFFFFF" w:sz="0"/>
+              <w:right w:val="none" w:color="FFFFFF" w:sz="0"/>
+            </w:tcBorders>
+            <w:tcMar>
+              <w:top w:type="dxa" w:w="40"/>
+              <w:left w:type="dxa" w:w="70"/>
+              <w:bottom w:type="dxa" w:w="60"/>
+              <w:right w:type="dxa" w:w="70"/>
+            </w:tcMar>
+          </w:tcPr>
+          <w:p>
+            <w:pPr>
+              <w:keepNext/>
+              <w:spacing w:after="120" w:before="60"/>
+              <w:jc w:val="center"/>
+            </w:pPr>
+            <w:r>
+              <w:drawing>
+                <wp:inline distT="0" distB="0" distL="0" distR="0">
+                  <wp:extent cx="3286125" cy="1876425"/>
+                  <wp:effectExtent t="0" r="0" b="0" l="0"/>
+                  <wp:docPr id="1" name="" descr="" title=""/>
+                  <wp:cNvGraphicFramePr>
+                    <a:graphicFrameLocks xmlns:a="http://schemas.openxmlformats.org/drawingml/2006/main" noChangeAspect="1"/>
+                  </wp:cNvGraphicFramePr>
+                  <a:graphic xmlns:a="http://schemas.openxmlformats.org/drawingml/2006/main">
+                    <a:graphicData uri="http://schemas.openxmlformats.org/drawingml/2006/picture">
+                      <pic:pic xmlns:pic="http://schemas.openxmlformats.org/drawingml/2006/picture">
+                        <pic:nvPicPr>
+                          <pic:cNvPr id="0" name="" descr=""/>
+                          <pic:cNvPicPr>
+                            <a:picLocks noChangeAspect="1" noChangeArrowheads="1"/>
+                          </pic:cNvPicPr>
+                        </pic:nvPicPr>
+                        <pic:blipFill>
+                          <a:blip r:embed="rId17" cstate="none"/>
+                          <a:srcRect/>
+                          <a:stretch>
+                            <a:fillRect/>
+                          </a:stretch>
+                        </pic:blipFill>
+                        <pic:spPr bwMode="auto">
+                          <a:xfrm>
+                            <a:off x="0" y="0"/>
+                            <a:ext cx="3286125" cy="1876425"/>
+                          </a:xfrm>
+                          <a:prstGeom prst="rect">
+                            <a:avLst/>
+                          </a:prstGeom>
+                        </pic:spPr>
+                      </pic:pic>
+                    </a:graphicData>
+                  </a:graphic>
+                </wp:inline>
+              </w:drawing>
+            </w:r>
+          </w:p>
+          <w:p>
+            <w:pPr>
+              <w:spacing w:after="70" w:line="270"/>
+            </w:pPr>
+            <w:r>
+              <w:rPr>
+                <w:rFonts w:ascii="Arial" w:cs="Arial" w:eastAsia="Arial" w:hAnsi="Arial"/>
+                <w:color w:val="27251F"/>
+                <w:sz w:val="21"/>
+                <w:szCs w:val="21"/>
+              </w:rPr>
+              <w:t xml:space="preserve">The Root-Cause Breakdown shows the company-wide negative-response rate for each exit-interview dimension (fairness, workload, communication, training...). It replaces a vague "culture" label with the specific driver that leaving employees actually flagged.</w:t>
+            </w:r>
+          </w:p>
+        </w:tc>
+      </w:tr>
+    </w:tbl>
+    <w:p>
+      <w:pPr>
+        <w:spacing w:after="30"/>
       </w:pPr>
       <w:r>
         <w:rPr>
@@ -1139,7 +1347,15 @@
           <w:sz w:val="21"/>
           <w:szCs w:val="21"/>
         </w:rPr>
-        <w:t xml:space="preserve">Risk Drivers show the average weighted contribution of each pillar to company-wide risk, so you can see which dimension (turnover, engagement, leadership...) is pulling health down across the network. The Store Health Index is built from six weighted pillars: Overall Turnover (24%), Early Attrition (20%), Engagement (18%), 6-Month Retention (16%), Workforce Outlook (12%) and Leadership Stability (10%).</w:t>
+        <w:t xml:space="preserve"/>
+      </w:r>
+    </w:p>
+    <w:p>
+      <w:pPr>
+        <w:pStyle w:val="Heading2"/>
+      </w:pPr>
+      <w:r>
+        <w:t xml:space="preserve">Step 4 - Which stores need action?</w:t>
       </w:r>
     </w:p>
     <w:p>
@@ -1151,76 +1367,7 @@
       <w:r>
         <w:drawing>
           <wp:inline distT="0" distB="0" distL="0" distR="0">
-            <wp:extent cx="5715000" cy="3257550"/>
-            <wp:effectExtent t="0" r="0" b="0" l="0"/>
-            <wp:docPr id="1" name="" descr="" title=""/>
-            <wp:cNvGraphicFramePr>
-              <a:graphicFrameLocks xmlns:a="http://schemas.openxmlformats.org/drawingml/2006/main" noChangeAspect="1"/>
-            </wp:cNvGraphicFramePr>
-            <a:graphic xmlns:a="http://schemas.openxmlformats.org/drawingml/2006/main">
-              <a:graphicData uri="http://schemas.openxmlformats.org/drawingml/2006/picture">
-                <pic:pic xmlns:pic="http://schemas.openxmlformats.org/drawingml/2006/picture">
-                  <pic:nvPicPr>
-                    <pic:cNvPr id="0" name="" descr=""/>
-                    <pic:cNvPicPr>
-                      <a:picLocks noChangeAspect="1" noChangeArrowheads="1"/>
-                    </pic:cNvPicPr>
-                  </pic:nvPicPr>
-                  <pic:blipFill>
-                    <a:blip r:embed="rId17" cstate="none"/>
-                    <a:srcRect/>
-                    <a:stretch>
-                      <a:fillRect/>
-                    </a:stretch>
-                  </pic:blipFill>
-                  <pic:spPr bwMode="auto">
-                    <a:xfrm>
-                      <a:off x="0" y="0"/>
-                      <a:ext cx="5715000" cy="3257550"/>
-                    </a:xfrm>
-                    <a:prstGeom prst="rect">
-                      <a:avLst/>
-                    </a:prstGeom>
-                  </pic:spPr>
-                </pic:pic>
-              </a:graphicData>
-            </a:graphic>
-          </wp:inline>
-        </w:drawing>
-      </w:r>
-    </w:p>
-    <w:p>
-      <w:pPr>
-        <w:spacing w:after="90" w:line="290"/>
-      </w:pPr>
-      <w:r>
-        <w:rPr>
-          <w:rFonts w:ascii="Arial" w:cs="Arial" w:eastAsia="Arial" w:hAnsi="Arial"/>
-          <w:color w:val="27251F"/>
-          <w:sz w:val="21"/>
-          <w:szCs w:val="21"/>
-        </w:rPr>
-        <w:t xml:space="preserve">The Root-Cause Breakdown shows the company-wide negative-response rate for each exit-interview dimension (fairness, workload, communication, training...). It replaces a vague "culture" label with the specific driver that leaving employees actually flagged.</w:t>
-      </w:r>
-    </w:p>
-    <w:p>
-      <w:pPr>
-        <w:pStyle w:val="Heading2"/>
-      </w:pPr>
-      <w:r>
-        <w:t xml:space="preserve">Step 4 - Which stores need action?</w:t>
-      </w:r>
-    </w:p>
-    <w:p>
-      <w:pPr>
-        <w:keepNext/>
-        <w:spacing w:after="120" w:before="60"/>
-        <w:jc w:val="center"/>
-      </w:pPr>
-      <w:r>
-        <w:drawing>
-          <wp:inline distT="0" distB="0" distL="0" distR="0">
-            <wp:extent cx="5715000" cy="2600325"/>
+            <wp:extent cx="6953250" cy="3162300"/>
             <wp:effectExtent t="0" r="0" b="0" l="0"/>
             <wp:docPr id="1" name="" descr="" title=""/>
             <wp:cNvGraphicFramePr>
@@ -1245,7 +1392,7 @@
                   <pic:spPr bwMode="auto">
                     <a:xfrm>
                       <a:off x="0" y="0"/>
-                      <a:ext cx="5715000" cy="2600325"/>
+                      <a:ext cx="6953250" cy="3162300"/>
                     </a:xfrm>
                     <a:prstGeom prst="rect">
                       <a:avLst/>
@@ -1260,7 +1407,7 @@
     </w:p>
     <w:p>
       <w:pPr>
-        <w:spacing w:after="90" w:line="290"/>
+        <w:spacing w:after="70" w:line="270"/>
       </w:pPr>
       <w:r>
         <w:rPr>
@@ -1339,7 +1486,7 @@
       <w:r>
         <w:drawing>
           <wp:inline distT="0" distB="0" distL="0" distR="0">
-            <wp:extent cx="5715000" cy="1609725"/>
+            <wp:extent cx="6953250" cy="1962150"/>
             <wp:effectExtent t="0" r="0" b="0" l="0"/>
             <wp:docPr id="1" name="" descr="" title=""/>
             <wp:cNvGraphicFramePr>
@@ -1364,7 +1511,7 @@
                   <pic:spPr bwMode="auto">
                     <a:xfrm>
                       <a:off x="0" y="0"/>
-                      <a:ext cx="5715000" cy="1609725"/>
+                      <a:ext cx="6953250" cy="1962150"/>
                     </a:xfrm>
                     <a:prstGeom prst="rect">
                       <a:avLst/>
@@ -1379,7 +1526,7 @@
     </w:p>
     <w:p>
       <w:pPr>
-        <w:spacing w:after="90" w:line="290"/>
+        <w:spacing w:after="70" w:line="270"/>
       </w:pPr>
       <w:r>
         <w:rPr>
@@ -1452,6 +1599,9 @@
             </w:tcMar>
           </w:tcPr>
           <w:p>
+            <w:pPr>
+              <w:keepNext/>
+            </w:pPr>
             <w:r>
               <w:rPr>
                 <w:rFonts w:ascii="Arial" w:cs="Arial" w:eastAsia="Arial" w:hAnsi="Arial"/>
@@ -1483,6 +1633,9 @@
             </w:tcMar>
           </w:tcPr>
           <w:p>
+            <w:pPr>
+              <w:keepNext/>
+            </w:pPr>
             <w:r>
               <w:rPr>
                 <w:rFonts w:ascii="Arial" w:cs="Arial" w:eastAsia="Arial" w:hAnsi="Arial"/>
@@ -1520,6 +1673,9 @@
             </w:tcMar>
           </w:tcPr>
           <w:p>
+            <w:pPr>
+              <w:keepNext/>
+            </w:pPr>
             <w:r>
               <w:rPr>
                 <w:rFonts w:ascii="Arial" w:cs="Arial" w:eastAsia="Arial" w:hAnsi="Arial"/>
@@ -1549,6 +1705,9 @@
             </w:tcMar>
           </w:tcPr>
           <w:p>
+            <w:pPr>
+              <w:keepNext/>
+            </w:pPr>
             <w:r>
               <w:rPr>
                 <w:rFonts w:ascii="Arial" w:cs="Arial" w:eastAsia="Arial" w:hAnsi="Arial"/>
@@ -1584,6 +1743,9 @@
             </w:tcMar>
           </w:tcPr>
           <w:p>
+            <w:pPr>
+              <w:keepNext/>
+            </w:pPr>
             <w:r>
               <w:rPr>
                 <w:rFonts w:ascii="Arial" w:cs="Arial" w:eastAsia="Arial" w:hAnsi="Arial"/>
@@ -1613,6 +1775,9 @@
             </w:tcMar>
           </w:tcPr>
           <w:p>
+            <w:pPr>
+              <w:keepNext/>
+            </w:pPr>
             <w:r>
               <w:rPr>
                 <w:rFonts w:ascii="Arial" w:cs="Arial" w:eastAsia="Arial" w:hAnsi="Arial"/>
@@ -1648,6 +1813,9 @@
             </w:tcMar>
           </w:tcPr>
           <w:p>
+            <w:pPr>
+              <w:keepNext/>
+            </w:pPr>
             <w:r>
               <w:rPr>
                 <w:rFonts w:ascii="Arial" w:cs="Arial" w:eastAsia="Arial" w:hAnsi="Arial"/>
@@ -1677,6 +1845,9 @@
             </w:tcMar>
           </w:tcPr>
           <w:p>
+            <w:pPr>
+              <w:keepNext/>
+            </w:pPr>
             <w:r>
               <w:rPr>
                 <w:rFonts w:ascii="Arial" w:cs="Arial" w:eastAsia="Arial" w:hAnsi="Arial"/>
@@ -1712,6 +1883,9 @@
             </w:tcMar>
           </w:tcPr>
           <w:p>
+            <w:pPr>
+              <w:keepNext/>
+            </w:pPr>
             <w:r>
               <w:rPr>
                 <w:rFonts w:ascii="Arial" w:cs="Arial" w:eastAsia="Arial" w:hAnsi="Arial"/>
@@ -1741,6 +1915,9 @@
             </w:tcMar>
           </w:tcPr>
           <w:p>
+            <w:pPr>
+              <w:keepNext/>
+            </w:pPr>
             <w:r>
               <w:rPr>
                 <w:rFonts w:ascii="Arial" w:cs="Arial" w:eastAsia="Arial" w:hAnsi="Arial"/>
@@ -1776,6 +1953,9 @@
             </w:tcMar>
           </w:tcPr>
           <w:p>
+            <w:pPr>
+              <w:keepNext/>
+            </w:pPr>
             <w:r>
               <w:rPr>
                 <w:rFonts w:ascii="Arial" w:cs="Arial" w:eastAsia="Arial" w:hAnsi="Arial"/>
@@ -1805,6 +1985,9 @@
             </w:tcMar>
           </w:tcPr>
           <w:p>
+            <w:pPr>
+              <w:keepNext/>
+            </w:pPr>
             <w:r>
               <w:rPr>
                 <w:rFonts w:ascii="Arial" w:cs="Arial" w:eastAsia="Arial" w:hAnsi="Arial"/>
@@ -1840,6 +2023,9 @@
             </w:tcMar>
           </w:tcPr>
           <w:p>
+            <w:pPr>
+              <w:keepNext/>
+            </w:pPr>
             <w:r>
               <w:rPr>
                 <w:rFonts w:ascii="Arial" w:cs="Arial" w:eastAsia="Arial" w:hAnsi="Arial"/>
@@ -1869,6 +2055,9 @@
             </w:tcMar>
           </w:tcPr>
           <w:p>
+            <w:pPr>
+              <w:keepNext/>
+            </w:pPr>
             <w:r>
               <w:rPr>
                 <w:rFonts w:ascii="Arial" w:cs="Arial" w:eastAsia="Arial" w:hAnsi="Arial"/>
@@ -1904,6 +2093,9 @@
             </w:tcMar>
           </w:tcPr>
           <w:p>
+            <w:pPr>
+              <w:keepNext w:val="false"/>
+            </w:pPr>
             <w:r>
               <w:rPr>
                 <w:rFonts w:ascii="Arial" w:cs="Arial" w:eastAsia="Arial" w:hAnsi="Arial"/>
@@ -1933,6 +2125,9 @@
             </w:tcMar>
           </w:tcPr>
           <w:p>
+            <w:pPr>
+              <w:keepNext w:val="false"/>
+            </w:pPr>
             <w:r>
               <w:rPr>
                 <w:rFonts w:ascii="Arial" w:cs="Arial" w:eastAsia="Arial" w:hAnsi="Arial"/>
@@ -1971,7 +2166,7 @@
           <w:sz w:val="21"/>
           <w:szCs w:val="21"/>
         </w:rPr>
-        <w:t xml:space="preserve">A store only ever has one Active plan at a time: a new signal firing while a plan is open is added to that same plan. Severity (Medium / High / Critical) is worked out from how many signals are on the plan. Each plan gets a Target Resolution Date when it opens - 90 days out, or 30 days if it is already Critical - and resolves automatically once its store shows no signals for 2 consecutive evaluated periods. See the Action Plan Guide, next, for the full explanation.</w:t>
+        <w:t xml:space="preserve">A store only ever has one Active plan at a time: a new signal firing while a plan is open is added to that same plan. Severity (Medium / High / Critical) is worked out from how many signals are on the plan. Each plan gets a Target Resolution Date when it opens - 90 days out, or 30 days if it is already Critical - and resolves automatically once its store shows no signals for 2 consecutive evaluated periods.</w:t>
       </w:r>
     </w:p>
     <w:p>
@@ -2006,7 +2201,7 @@
       <w:r>
         <w:drawing>
           <wp:inline distT="0" distB="0" distL="0" distR="0">
-            <wp:extent cx="5715000" cy="247650"/>
+            <wp:extent cx="6953250" cy="304800"/>
             <wp:effectExtent t="0" r="0" b="0" l="0"/>
             <wp:docPr id="1" name="" descr="" title=""/>
             <wp:cNvGraphicFramePr>
@@ -2031,7 +2226,7 @@
                   <pic:spPr bwMode="auto">
                     <a:xfrm>
                       <a:off x="0" y="0"/>
-                      <a:ext cx="5715000" cy="247650"/>
+                      <a:ext cx="6953250" cy="304800"/>
                     </a:xfrm>
                     <a:prstGeom prst="rect">
                       <a:avLst/>
@@ -2046,7 +2241,7 @@
     </w:p>
     <w:p>
       <w:pPr>
-        <w:spacing w:after="90" w:line="290"/>
+        <w:spacing w:after="70" w:line="270"/>
       </w:pPr>
       <w:r>
         <w:rPr>
@@ -2075,7 +2270,7 @@
       <w:r>
         <w:drawing>
           <wp:inline distT="0" distB="0" distL="0" distR="0">
-            <wp:extent cx="5715000" cy="2809875"/>
+            <wp:extent cx="6953250" cy="3419475"/>
             <wp:effectExtent t="0" r="0" b="0" l="0"/>
             <wp:docPr id="1" name="" descr="" title=""/>
             <wp:cNvGraphicFramePr>
@@ -2100,7 +2295,7 @@
                   <pic:spPr bwMode="auto">
                     <a:xfrm>
                       <a:off x="0" y="0"/>
-                      <a:ext cx="5715000" cy="2809875"/>
+                      <a:ext cx="6953250" cy="3419475"/>
                     </a:xfrm>
                     <a:prstGeom prst="rect">
                       <a:avLst/>
@@ -2115,7 +2310,7 @@
     </w:p>
     <w:p>
       <w:pPr>
-        <w:spacing w:after="90" w:line="290"/>
+        <w:spacing w:after="70" w:line="270"/>
       </w:pPr>
       <w:r>
         <w:rPr>
@@ -2144,7 +2339,7 @@
       <w:r>
         <w:drawing>
           <wp:inline distT="0" distB="0" distL="0" distR="0">
-            <wp:extent cx="5715000" cy="2266950"/>
+            <wp:extent cx="6953250" cy="2762250"/>
             <wp:effectExtent t="0" r="0" b="0" l="0"/>
             <wp:docPr id="1" name="" descr="" title=""/>
             <wp:cNvGraphicFramePr>
@@ -2169,7 +2364,7 @@
                   <pic:spPr bwMode="auto">
                     <a:xfrm>
                       <a:off x="0" y="0"/>
-                      <a:ext cx="5715000" cy="2266950"/>
+                      <a:ext cx="6953250" cy="2762250"/>
                     </a:xfrm>
                     <a:prstGeom prst="rect">
                       <a:avLst/>
@@ -2184,7 +2379,7 @@
     </w:p>
     <w:p>
       <w:pPr>
-        <w:spacing w:after="90" w:line="290"/>
+        <w:spacing w:after="70" w:line="270"/>
       </w:pPr>
       <w:r>
         <w:rPr>
@@ -2238,7 +2433,7 @@
       <w:r>
         <w:drawing>
           <wp:inline distT="0" distB="0" distL="0" distR="0">
-            <wp:extent cx="5715000" cy="581025"/>
+            <wp:extent cx="6953250" cy="704850"/>
             <wp:effectExtent t="0" r="0" b="0" l="0"/>
             <wp:docPr id="1" name="" descr="" title=""/>
             <wp:cNvGraphicFramePr>
@@ -2263,7 +2458,7 @@
                   <pic:spPr bwMode="auto">
                     <a:xfrm>
                       <a:off x="0" y="0"/>
-                      <a:ext cx="5715000" cy="581025"/>
+                      <a:ext cx="6953250" cy="704850"/>
                     </a:xfrm>
                     <a:prstGeom prst="rect">
                       <a:avLst/>
@@ -2278,7 +2473,7 @@
     </w:p>
     <w:p>
       <w:pPr>
-        <w:spacing w:after="90" w:line="290"/>
+        <w:spacing w:after="70" w:line="270"/>
       </w:pPr>
       <w:r>
         <w:rPr>
@@ -2299,7 +2494,7 @@
       <w:r>
         <w:drawing>
           <wp:inline distT="0" distB="0" distL="0" distR="0">
-            <wp:extent cx="5715000" cy="1362075"/>
+            <wp:extent cx="6953250" cy="1657350"/>
             <wp:effectExtent t="0" r="0" b="0" l="0"/>
             <wp:docPr id="1" name="" descr="" title=""/>
             <wp:cNvGraphicFramePr>
@@ -2324,7 +2519,7 @@
                   <pic:spPr bwMode="auto">
                     <a:xfrm>
                       <a:off x="0" y="0"/>
-                      <a:ext cx="5715000" cy="1362075"/>
+                      <a:ext cx="6953250" cy="1657350"/>
                     </a:xfrm>
                     <a:prstGeom prst="rect">
                       <a:avLst/>
@@ -2339,7 +2534,7 @@
     </w:p>
     <w:p>
       <w:pPr>
-        <w:spacing w:after="90" w:line="290"/>
+        <w:spacing w:after="70" w:line="270"/>
       </w:pPr>
       <w:r>
         <w:rPr>
@@ -2360,7 +2555,7 @@
       <w:r>
         <w:drawing>
           <wp:inline distT="0" distB="0" distL="0" distR="0">
-            <wp:extent cx="5715000" cy="2009775"/>
+            <wp:extent cx="6953250" cy="2447925"/>
             <wp:effectExtent t="0" r="0" b="0" l="0"/>
             <wp:docPr id="1" name="" descr="" title=""/>
             <wp:cNvGraphicFramePr>
@@ -2385,7 +2580,7 @@
                   <pic:spPr bwMode="auto">
                     <a:xfrm>
                       <a:off x="0" y="0"/>
-                      <a:ext cx="5715000" cy="2009775"/>
+                      <a:ext cx="6953250" cy="2447925"/>
                     </a:xfrm>
                     <a:prstGeom prst="rect">
                       <a:avLst/>
@@ -2400,7 +2595,7 @@
     </w:p>
     <w:p>
       <w:pPr>
-        <w:spacing w:after="90" w:line="290"/>
+        <w:spacing w:after="70" w:line="270"/>
       </w:pPr>
       <w:r>
         <w:rPr>
@@ -2421,7 +2616,7 @@
       <w:r>
         <w:drawing>
           <wp:inline distT="0" distB="0" distL="0" distR="0">
-            <wp:extent cx="5715000" cy="1019175"/>
+            <wp:extent cx="6953250" cy="1238250"/>
             <wp:effectExtent t="0" r="0" b="0" l="0"/>
             <wp:docPr id="1" name="" descr="" title=""/>
             <wp:cNvGraphicFramePr>
@@ -2446,7 +2641,7 @@
                   <pic:spPr bwMode="auto">
                     <a:xfrm>
                       <a:off x="0" y="0"/>
-                      <a:ext cx="5715000" cy="1019175"/>
+                      <a:ext cx="6953250" cy="1238250"/>
                     </a:xfrm>
                     <a:prstGeom prst="rect">
                       <a:avLst/>
@@ -2461,7 +2656,7 @@
     </w:p>
     <w:p>
       <w:pPr>
-        <w:spacing w:after="90" w:line="290"/>
+        <w:spacing w:after="70" w:line="270"/>
       </w:pPr>
       <w:r>
         <w:rPr>
@@ -2490,7 +2685,7 @@
       <w:r>
         <w:drawing>
           <wp:inline distT="0" distB="0" distL="0" distR="0">
-            <wp:extent cx="5715000" cy="904875"/>
+            <wp:extent cx="6953250" cy="1104900"/>
             <wp:effectExtent t="0" r="0" b="0" l="0"/>
             <wp:docPr id="1" name="" descr="" title=""/>
             <wp:cNvGraphicFramePr>
@@ -2515,7 +2710,7 @@
                   <pic:spPr bwMode="auto">
                     <a:xfrm>
                       <a:off x="0" y="0"/>
-                      <a:ext cx="5715000" cy="904875"/>
+                      <a:ext cx="6953250" cy="1104900"/>
                     </a:xfrm>
                     <a:prstGeom prst="rect">
                       <a:avLst/>
@@ -2530,7 +2725,7 @@
     </w:p>
     <w:p>
       <w:pPr>
-        <w:spacing w:after="90" w:line="290"/>
+        <w:spacing w:after="70" w:line="270"/>
       </w:pPr>
       <w:r>
         <w:rPr>
@@ -2551,7 +2746,7 @@
       <w:r>
         <w:drawing>
           <wp:inline distT="0" distB="0" distL="0" distR="0">
-            <wp:extent cx="5715000" cy="2590800"/>
+            <wp:extent cx="6953250" cy="3152775"/>
             <wp:effectExtent t="0" r="0" b="0" l="0"/>
             <wp:docPr id="1" name="" descr="" title=""/>
             <wp:cNvGraphicFramePr>
@@ -2576,7 +2771,7 @@
                   <pic:spPr bwMode="auto">
                     <a:xfrm>
                       <a:off x="0" y="0"/>
-                      <a:ext cx="5715000" cy="2590800"/>
+                      <a:ext cx="6953250" cy="3152775"/>
                     </a:xfrm>
                     <a:prstGeom prst="rect">
                       <a:avLst/>
@@ -2591,7 +2786,7 @@
     </w:p>
     <w:p>
       <w:pPr>
-        <w:spacing w:after="90" w:line="290"/>
+        <w:spacing w:after="70" w:line="270"/>
       </w:pPr>
       <w:r>
         <w:rPr>
@@ -2612,7 +2807,7 @@
       <w:r>
         <w:drawing>
           <wp:inline distT="0" distB="0" distL="0" distR="0">
-            <wp:extent cx="5715000" cy="2085975"/>
+            <wp:extent cx="6953250" cy="2543175"/>
             <wp:effectExtent t="0" r="0" b="0" l="0"/>
             <wp:docPr id="1" name="" descr="" title=""/>
             <wp:cNvGraphicFramePr>
@@ -2637,7 +2832,7 @@
                   <pic:spPr bwMode="auto">
                     <a:xfrm>
                       <a:off x="0" y="0"/>
-                      <a:ext cx="5715000" cy="2085975"/>
+                      <a:ext cx="6953250" cy="2543175"/>
                     </a:xfrm>
                     <a:prstGeom prst="rect">
                       <a:avLst/>
@@ -2652,7 +2847,7 @@
     </w:p>
     <w:p>
       <w:pPr>
-        <w:spacing w:after="90" w:line="290"/>
+        <w:spacing w:after="70" w:line="270"/>
       </w:pPr>
       <w:r>
         <w:rPr>
@@ -2673,7 +2868,7 @@
       <w:r>
         <w:drawing>
           <wp:inline distT="0" distB="0" distL="0" distR="0">
-            <wp:extent cx="5715000" cy="504825"/>
+            <wp:extent cx="6953250" cy="619125"/>
             <wp:effectExtent t="0" r="0" b="0" l="0"/>
             <wp:docPr id="1" name="" descr="" title=""/>
             <wp:cNvGraphicFramePr>
@@ -2698,7 +2893,7 @@
                   <pic:spPr bwMode="auto">
                     <a:xfrm>
                       <a:off x="0" y="0"/>
-                      <a:ext cx="5715000" cy="504825"/>
+                      <a:ext cx="6953250" cy="619125"/>
                     </a:xfrm>
                     <a:prstGeom prst="rect">
                       <a:avLst/>
@@ -2713,7 +2908,7 @@
     </w:p>
     <w:p>
       <w:pPr>
-        <w:spacing w:after="90" w:line="290"/>
+        <w:spacing w:after="70" w:line="270"/>
       </w:pPr>
       <w:r>
         <w:rPr>
@@ -2729,7 +2924,7 @@
       <w:headerReference w:type="default" r:id="rId7"/>
       <w:footerReference w:type="default" r:id="rId8"/>
       <w:pgSz w:w="11906" w:h="16838" w:orient="portrait"/>
-      <w:pgMar w:top="1300" w:right="1250" w:bottom="1000" w:left="1250" w:header="708" w:footer="708" w:gutter="0"/>
+      <w:pgMar w:top="1500" w:right="432" w:bottom="994" w:left="432" w:header="706" w:footer="706" w:gutter="0"/>
       <w:pgNumType/>
       <w:docGrid w:linePitch="360"/>
     </w:sectPr>

--- a/docs/user-guide/en/pages/12-actioncenter.docx
+++ b/docs/user-guide/en/pages/12-actioncenter.docx
@@ -45,7 +45,7 @@
           <w:sz w:val="21"/>
           <w:szCs w:val="21"/>
         </w:rPr>
-        <w:t xml:space="preserve">Use this page as your worklist of stores that need action. It scores every store you can access on a Store Health Index - a single 0-100 score where 100 means healthy - and lists the stores that tripped one of the 7 detection signals and got an Action Plan opened. This page always shows the current state of open and resolved plans, so there is no period filter.</w:t>
+        <w:t xml:space="preserve">Use this page as your worklist of stores that need action. It scores every store you can access on a Store Health Index - a single 0-100 score where 100 means healthy - and lists them all, ranked by impact-weighted priority. Stores that tripped one of the 7 detection signals also have an Action Plan opened, shown in the Plan column. This page always shows the current state of open and resolved plans, so there is no period filter.</w:t>
       </w:r>
     </w:p>
     <w:p>
@@ -1416,7 +1416,7 @@
           <w:sz w:val="21"/>
           <w:szCs w:val="21"/>
         </w:rPr>
-        <w:t xml:space="preserve">The store scorecard: health score, tier, top driving pillar, the pillar strip, impact-weighted priority, headcount, plan status, the responsible person and task progress. Click a column header to sort, and use the search box to filter by store or responsible name. Open a store for its full breakdown and its Weighted Action Plan.</w:t>
+        <w:t xml:space="preserve">The store scorecard: health score, tier, top driving pillar, the pillar strip, impact-weighted priority, headcount, plan status, the responsible person and task progress. Click the Store, Health Score, Tier, Priority or Headcount header to sort (default: Priority, highest first), and use the search box to filter by store or responsible name. Open a store for its full breakdown and its Weighted Action Plan.</w:t>
       </w:r>
     </w:p>
     <w:p>
@@ -1557,7 +1557,7 @@
           <w:sz w:val="21"/>
           <w:szCs w:val="21"/>
         </w:rPr>
-        <w:t xml:space="preserve">An Action Plan opens automatically the first time any one of these 7 signals fires for a store that has no plan open, using that period's uploaded data:</w:t>
+        <w:t xml:space="preserve">An Action Plan opens automatically the first time any one of these 7 signals fires for a store that has no plan open, each time uploaded data is processed:</w:t>
       </w:r>
     </w:p>
     <w:tbl>
@@ -2166,7 +2166,7 @@
           <w:sz w:val="21"/>
           <w:szCs w:val="21"/>
         </w:rPr>
-        <w:t xml:space="preserve">A store only ever has one Active plan at a time: a new signal firing while a plan is open is added to that same plan. Severity (Medium / High / Critical) is worked out from how many signals are on the plan. Each plan gets a Target Resolution Date when it opens - 90 days out, or 30 days if it is already Critical - and resolves automatically once its store shows no signals for 2 consecutive evaluated periods.</w:t>
+        <w:t xml:space="preserve">A store only ever has one Active plan at a time: a new signal firing while a plan is open is added to that same plan. Severity (Medium / High / Critical) is worked out from how many signals are on the plan. If High Overall Turnover is the only real signal, the system adds a "No Dominant Driver" note that also counts, so such a plan starts at High. Each plan gets a Target Resolution Date when it opens - 90 days out, or 30 days if it is already Critical - and resolves automatically once its store shows no signals for 2 consecutive evaluated periods.</w:t>
       </w:r>
     </w:p>
     <w:p>
@@ -2482,7 +2482,7 @@
           <w:sz w:val="21"/>
           <w:szCs w:val="21"/>
         </w:rPr>
-        <w:t xml:space="preserve">The store's Turnover Rate, Early Leaver (90-Day) Rate and Retention Rate at detection, each with the change versus the prior period.</w:t>
+        <w:t xml:space="preserve">The store's latest Turnover Rate, Early Leaver (90-Day) Rate and Retention Rate, each with the change versus the baseline recorded when the plan was opened.</w:t>
       </w:r>
     </w:p>
     <w:p>
@@ -2543,7 +2543,7 @@
           <w:sz w:val="21"/>
           <w:szCs w:val="21"/>
         </w:rPr>
-        <w:t xml:space="preserve">How the flagged metric(s) have trended since the plan was opened, so you can see whether the situation is improving.</w:t>
+        <w:t xml:space="preserve">A chart of Turnover %, Early-Leaver % and the number of signals at each monthly snapshot since the plan was opened (shown once there are at least two snapshots), so you can see whether the situation is improving.</w:t>
       </w:r>
     </w:p>
     <w:p>
@@ -2795,7 +2795,7 @@
           <w:sz w:val="21"/>
           <w:szCs w:val="21"/>
         </w:rPr>
-        <w:t xml:space="preserve">Suggested actions for this store's specific issues, grouped by theme (for example Retention or Culture). They can be checked off as they are completed, and the progress is shown at the top.</w:t>
+        <w:t xml:space="preserve">Suggested actions for this store's specific issues, each labelled with its theme (for example Retention or Culture). They can be checked off as they are completed, and the progress is shown at the top.</w:t>
       </w:r>
     </w:p>
     <w:p>
